--- a/БЕК депрессия BDI_подростки_школа.docx
+++ b/БЕК депрессия BDI_подростки_школа.docx
@@ -160,7 +160,7 @@
     </w:p>
     <w:p>
       <w:pPr>
-        <w:pStyle w:val="a0"/>
+        <w:pStyle w:val="ListBullet"/>
         <w:numPr>
           <w:ilvl w:val="0"/>
           <w:numId w:val="0"/>
@@ -184,7 +184,7 @@
     </w:p>
     <w:p>
       <w:pPr>
-        <w:pStyle w:val="a0"/>
+        <w:pStyle w:val="ListBullet"/>
         <w:numPr>
           <w:ilvl w:val="0"/>
           <w:numId w:val="0"/>
@@ -208,7 +208,7 @@
     </w:p>
     <w:p>
       <w:pPr>
-        <w:pStyle w:val="a0"/>
+        <w:pStyle w:val="ListBullet"/>
         <w:numPr>
           <w:ilvl w:val="0"/>
           <w:numId w:val="0"/>
@@ -232,7 +232,7 @@
     </w:p>
     <w:p>
       <w:pPr>
-        <w:pStyle w:val="a0"/>
+        <w:pStyle w:val="ListBullet"/>
         <w:numPr>
           <w:ilvl w:val="0"/>
           <w:numId w:val="0"/>
@@ -284,7 +284,7 @@
     </w:p>
     <w:p>
       <w:pPr>
-        <w:pStyle w:val="a0"/>
+        <w:pStyle w:val="ListBullet"/>
         <w:numPr>
           <w:ilvl w:val="0"/>
           <w:numId w:val="0"/>
@@ -308,7 +308,7 @@
     </w:p>
     <w:p>
       <w:pPr>
-        <w:pStyle w:val="a0"/>
+        <w:pStyle w:val="ListBullet"/>
         <w:numPr>
           <w:ilvl w:val="0"/>
           <w:numId w:val="0"/>
@@ -332,7 +332,7 @@
     </w:p>
     <w:p>
       <w:pPr>
-        <w:pStyle w:val="a0"/>
+        <w:pStyle w:val="ListBullet"/>
         <w:numPr>
           <w:ilvl w:val="0"/>
           <w:numId w:val="0"/>
@@ -356,7 +356,7 @@
     </w:p>
     <w:p>
       <w:pPr>
-        <w:pStyle w:val="a0"/>
+        <w:pStyle w:val="ListBullet"/>
         <w:numPr>
           <w:ilvl w:val="0"/>
           <w:numId w:val="0"/>
@@ -408,7 +408,7 @@
     </w:p>
     <w:p>
       <w:pPr>
-        <w:pStyle w:val="a0"/>
+        <w:pStyle w:val="ListBullet"/>
         <w:numPr>
           <w:ilvl w:val="0"/>
           <w:numId w:val="0"/>
@@ -432,7 +432,7 @@
     </w:p>
     <w:p>
       <w:pPr>
-        <w:pStyle w:val="a0"/>
+        <w:pStyle w:val="ListBullet"/>
         <w:numPr>
           <w:ilvl w:val="0"/>
           <w:numId w:val="0"/>
@@ -456,7 +456,7 @@
     </w:p>
     <w:p>
       <w:pPr>
-        <w:pStyle w:val="a0"/>
+        <w:pStyle w:val="ListBullet"/>
         <w:numPr>
           <w:ilvl w:val="0"/>
           <w:numId w:val="0"/>
@@ -480,7 +480,7 @@
     </w:p>
     <w:p>
       <w:pPr>
-        <w:pStyle w:val="a0"/>
+        <w:pStyle w:val="ListBullet"/>
         <w:numPr>
           <w:ilvl w:val="0"/>
           <w:numId w:val="0"/>
@@ -532,7 +532,7 @@
     </w:p>
     <w:p>
       <w:pPr>
-        <w:pStyle w:val="a0"/>
+        <w:pStyle w:val="ListBullet"/>
         <w:numPr>
           <w:ilvl w:val="0"/>
           <w:numId w:val="0"/>
@@ -556,7 +556,7 @@
     </w:p>
     <w:p>
       <w:pPr>
-        <w:pStyle w:val="a0"/>
+        <w:pStyle w:val="ListBullet"/>
         <w:numPr>
           <w:ilvl w:val="0"/>
           <w:numId w:val="0"/>
@@ -580,7 +580,7 @@
     </w:p>
     <w:p>
       <w:pPr>
-        <w:pStyle w:val="a0"/>
+        <w:pStyle w:val="ListBullet"/>
         <w:numPr>
           <w:ilvl w:val="0"/>
           <w:numId w:val="0"/>
@@ -604,7 +604,7 @@
     </w:p>
     <w:p>
       <w:pPr>
-        <w:pStyle w:val="a0"/>
+        <w:pStyle w:val="ListBullet"/>
         <w:numPr>
           <w:ilvl w:val="0"/>
           <w:numId w:val="0"/>
@@ -648,7 +648,7 @@
     </w:p>
     <w:p>
       <w:pPr>
-        <w:pStyle w:val="a0"/>
+        <w:pStyle w:val="ListBullet"/>
         <w:numPr>
           <w:ilvl w:val="0"/>
           <w:numId w:val="0"/>
@@ -672,7 +672,7 @@
     </w:p>
     <w:p>
       <w:pPr>
-        <w:pStyle w:val="a0"/>
+        <w:pStyle w:val="ListBullet"/>
         <w:numPr>
           <w:ilvl w:val="0"/>
           <w:numId w:val="0"/>
@@ -696,7 +696,7 @@
     </w:p>
     <w:p>
       <w:pPr>
-        <w:pStyle w:val="a0"/>
+        <w:pStyle w:val="ListBullet"/>
         <w:numPr>
           <w:ilvl w:val="0"/>
           <w:numId w:val="0"/>
@@ -720,7 +720,7 @@
     </w:p>
     <w:p>
       <w:pPr>
-        <w:pStyle w:val="a0"/>
+        <w:pStyle w:val="ListBullet"/>
         <w:numPr>
           <w:ilvl w:val="0"/>
           <w:numId w:val="0"/>
@@ -745,7 +745,7 @@
     </w:p>
     <w:p>
       <w:pPr>
-        <w:pStyle w:val="a0"/>
+        <w:pStyle w:val="ListBullet"/>
         <w:numPr>
           <w:ilvl w:val="0"/>
           <w:numId w:val="0"/>
@@ -797,7 +797,7 @@
     </w:p>
     <w:p>
       <w:pPr>
-        <w:pStyle w:val="a0"/>
+        <w:pStyle w:val="ListBullet"/>
         <w:numPr>
           <w:ilvl w:val="0"/>
           <w:numId w:val="0"/>
@@ -820,7 +820,7 @@
     </w:p>
     <w:p>
       <w:pPr>
-        <w:pStyle w:val="a0"/>
+        <w:pStyle w:val="ListBullet"/>
         <w:numPr>
           <w:ilvl w:val="0"/>
           <w:numId w:val="0"/>
@@ -844,7 +844,7 @@
     </w:p>
     <w:p>
       <w:pPr>
-        <w:pStyle w:val="a0"/>
+        <w:pStyle w:val="ListBullet"/>
         <w:numPr>
           <w:ilvl w:val="0"/>
           <w:numId w:val="0"/>
@@ -868,7 +868,7 @@
     </w:p>
     <w:p>
       <w:pPr>
-        <w:pStyle w:val="a0"/>
+        <w:pStyle w:val="ListBullet"/>
         <w:numPr>
           <w:ilvl w:val="0"/>
           <w:numId w:val="0"/>
@@ -920,7 +920,7 @@
     </w:p>
     <w:p>
       <w:pPr>
-        <w:pStyle w:val="a0"/>
+        <w:pStyle w:val="ListBullet"/>
         <w:numPr>
           <w:ilvl w:val="0"/>
           <w:numId w:val="0"/>
@@ -944,7 +944,7 @@
     </w:p>
     <w:p>
       <w:pPr>
-        <w:pStyle w:val="a0"/>
+        <w:pStyle w:val="ListBullet"/>
         <w:numPr>
           <w:ilvl w:val="0"/>
           <w:numId w:val="0"/>
@@ -968,7 +968,7 @@
     </w:p>
     <w:p>
       <w:pPr>
-        <w:pStyle w:val="a0"/>
+        <w:pStyle w:val="ListBullet"/>
         <w:numPr>
           <w:ilvl w:val="0"/>
           <w:numId w:val="0"/>
@@ -992,7 +992,7 @@
     </w:p>
     <w:p>
       <w:pPr>
-        <w:pStyle w:val="a0"/>
+        <w:pStyle w:val="ListBullet"/>
         <w:numPr>
           <w:ilvl w:val="0"/>
           <w:numId w:val="0"/>
@@ -1008,43 +1008,7 @@
     </w:p>
     <w:p>
       <w:pPr>
-        <w:spacing w:after="0"/>
-        <w:rPr>
-          <w:sz w:val="24"/>
-          <w:szCs w:val="24"/>
-          <w:lang w:val="ru-RU"/>
-        </w:rPr>
-      </w:pPr>
-      <w:r>
-        <w:rPr>
-          <w:b/>
-          <w:sz w:val="24"/>
-          <w:szCs w:val="24"/>
-          <w:lang w:val="ru-RU"/>
-        </w:rPr>
-        <w:t>8. Самокритика</w:t>
-      </w:r>
-      <w:r>
-        <w:rPr>
-          <w:b/>
-          <w:sz w:val="24"/>
-          <w:szCs w:val="24"/>
-          <w:lang w:val="ru-RU"/>
-        </w:rPr>
-        <w:br/>
-      </w:r>
-      <w:r>
-        <w:rPr>
-          <w:sz w:val="24"/>
-          <w:szCs w:val="24"/>
-          <w:lang w:val="ru-RU"/>
-        </w:rPr>
-        <w:t>Я не критикую себя</w:t>
-      </w:r>
-    </w:p>
-    <w:p>
-      <w:pPr>
-        <w:pStyle w:val="a0"/>
+        <w:pStyle w:val="ListBullet"/>
         <w:numPr>
           <w:ilvl w:val="0"/>
           <w:numId w:val="0"/>
@@ -1057,18 +1021,10 @@
           <w:lang w:val="ru-RU"/>
         </w:rPr>
       </w:pPr>
-      <w:r>
-        <w:rPr>
-          <w:sz w:val="24"/>
-          <w:szCs w:val="24"/>
-          <w:lang w:val="ru-RU"/>
-        </w:rPr>
-        <w:t>Я стал больше себя критиковать</w:t>
-      </w:r>
     </w:p>
     <w:p>
       <w:pPr>
-        <w:pStyle w:val="a0"/>
+        <w:pStyle w:val="ListBullet"/>
         <w:numPr>
           <w:ilvl w:val="0"/>
           <w:numId w:val="0"/>
@@ -1081,18 +1037,10 @@
           <w:lang w:val="ru-RU"/>
         </w:rPr>
       </w:pPr>
-      <w:r>
-        <w:rPr>
-          <w:sz w:val="24"/>
-          <w:szCs w:val="24"/>
-          <w:lang w:val="ru-RU"/>
-        </w:rPr>
-        <w:t>Я часто себя ругаю</w:t>
-      </w:r>
     </w:p>
     <w:p>
       <w:pPr>
-        <w:pStyle w:val="a0"/>
+        <w:pStyle w:val="ListBullet"/>
         <w:numPr>
           <w:ilvl w:val="0"/>
           <w:numId w:val="0"/>
@@ -1105,18 +1053,10 @@
           <w:lang w:val="ru-RU"/>
         </w:rPr>
       </w:pPr>
-      <w:r>
-        <w:rPr>
-          <w:sz w:val="24"/>
-          <w:szCs w:val="24"/>
-          <w:lang w:val="ru-RU"/>
-        </w:rPr>
-        <w:t>Я виню себя во всем</w:t>
-      </w:r>
     </w:p>
     <w:p>
       <w:pPr>
-        <w:pStyle w:val="a0"/>
+        <w:pStyle w:val="ListBullet"/>
         <w:numPr>
           <w:ilvl w:val="0"/>
           <w:numId w:val="0"/>
@@ -1132,43 +1072,7 @@
     </w:p>
     <w:p>
       <w:pPr>
-        <w:spacing w:after="0"/>
-        <w:rPr>
-          <w:sz w:val="24"/>
-          <w:szCs w:val="24"/>
-          <w:lang w:val="ru-RU"/>
-        </w:rPr>
-      </w:pPr>
-      <w:r>
-        <w:rPr>
-          <w:b/>
-          <w:sz w:val="24"/>
-          <w:szCs w:val="24"/>
-          <w:lang w:val="ru-RU"/>
-        </w:rPr>
-        <w:t>9. Суицидальные мысли</w:t>
-      </w:r>
-      <w:r>
-        <w:rPr>
-          <w:b/>
-          <w:sz w:val="24"/>
-          <w:szCs w:val="24"/>
-          <w:lang w:val="ru-RU"/>
-        </w:rPr>
-        <w:br/>
-      </w:r>
-      <w:r>
-        <w:rPr>
-          <w:sz w:val="24"/>
-          <w:szCs w:val="24"/>
-          <w:lang w:val="ru-RU"/>
-        </w:rPr>
-        <w:t>У меня нет таких мыслей</w:t>
-      </w:r>
-    </w:p>
-    <w:p>
-      <w:pPr>
-        <w:pStyle w:val="a0"/>
+        <w:pStyle w:val="ListBullet"/>
         <w:numPr>
           <w:ilvl w:val="0"/>
           <w:numId w:val="0"/>
@@ -1181,18 +1085,10 @@
           <w:lang w:val="ru-RU"/>
         </w:rPr>
       </w:pPr>
-      <w:r>
-        <w:rPr>
-          <w:sz w:val="24"/>
-          <w:szCs w:val="24"/>
-          <w:lang w:val="ru-RU"/>
-        </w:rPr>
-        <w:t>Иногда появляются, но я не сделаю этого</w:t>
-      </w:r>
     </w:p>
     <w:p>
       <w:pPr>
-        <w:pStyle w:val="a0"/>
+        <w:pStyle w:val="ListBullet"/>
         <w:numPr>
           <w:ilvl w:val="0"/>
           <w:numId w:val="0"/>
@@ -1205,18 +1101,10 @@
           <w:lang w:val="ru-RU"/>
         </w:rPr>
       </w:pPr>
-      <w:r>
-        <w:rPr>
-          <w:sz w:val="24"/>
-          <w:szCs w:val="24"/>
-          <w:lang w:val="ru-RU"/>
-        </w:rPr>
-        <w:t>Я думаю об этом</w:t>
-      </w:r>
     </w:p>
     <w:p>
       <w:pPr>
-        <w:pStyle w:val="a0"/>
+        <w:pStyle w:val="ListBullet"/>
         <w:numPr>
           <w:ilvl w:val="0"/>
           <w:numId w:val="0"/>
@@ -1229,18 +1117,10 @@
           <w:lang w:val="ru-RU"/>
         </w:rPr>
       </w:pPr>
-      <w:r>
-        <w:rPr>
-          <w:sz w:val="24"/>
-          <w:szCs w:val="24"/>
-          <w:lang w:val="ru-RU"/>
-        </w:rPr>
-        <w:t>Я бы сделал это, если бы мог</w:t>
-      </w:r>
     </w:p>
     <w:p>
       <w:pPr>
-        <w:pStyle w:val="a0"/>
+        <w:pStyle w:val="ListBullet"/>
         <w:numPr>
           <w:ilvl w:val="0"/>
           <w:numId w:val="0"/>
@@ -1256,43 +1136,7 @@
     </w:p>
     <w:p>
       <w:pPr>
-        <w:spacing w:after="0"/>
-        <w:rPr>
-          <w:sz w:val="24"/>
-          <w:szCs w:val="24"/>
-          <w:lang w:val="ru-RU"/>
-        </w:rPr>
-      </w:pPr>
-      <w:r>
-        <w:rPr>
-          <w:b/>
-          <w:sz w:val="24"/>
-          <w:szCs w:val="24"/>
-          <w:lang w:val="ru-RU"/>
-        </w:rPr>
-        <w:t>10. Плач</w:t>
-      </w:r>
-      <w:r>
-        <w:rPr>
-          <w:b/>
-          <w:sz w:val="24"/>
-          <w:szCs w:val="24"/>
-          <w:lang w:val="ru-RU"/>
-        </w:rPr>
-        <w:br/>
-      </w:r>
-      <w:r>
-        <w:rPr>
-          <w:sz w:val="24"/>
-          <w:szCs w:val="24"/>
-          <w:lang w:val="ru-RU"/>
-        </w:rPr>
-        <w:t>Я плачу как обычно</w:t>
-      </w:r>
-    </w:p>
-    <w:p>
-      <w:pPr>
-        <w:pStyle w:val="a0"/>
+        <w:pStyle w:val="ListBullet"/>
         <w:numPr>
           <w:ilvl w:val="0"/>
           <w:numId w:val="0"/>
@@ -1305,18 +1149,10 @@
           <w:lang w:val="ru-RU"/>
         </w:rPr>
       </w:pPr>
-      <w:r>
-        <w:rPr>
-          <w:sz w:val="24"/>
-          <w:szCs w:val="24"/>
-          <w:lang w:val="ru-RU"/>
-        </w:rPr>
-        <w:t>Я стал чаще плакать</w:t>
-      </w:r>
     </w:p>
     <w:p>
       <w:pPr>
-        <w:pStyle w:val="a0"/>
+        <w:pStyle w:val="ListBullet"/>
         <w:numPr>
           <w:ilvl w:val="0"/>
           <w:numId w:val="0"/>
@@ -1329,18 +1165,10 @@
           <w:lang w:val="ru-RU"/>
         </w:rPr>
       </w:pPr>
-      <w:r>
-        <w:rPr>
-          <w:sz w:val="24"/>
-          <w:szCs w:val="24"/>
-          <w:lang w:val="ru-RU"/>
-        </w:rPr>
-        <w:t>Я часто плачу</w:t>
-      </w:r>
     </w:p>
     <w:p>
       <w:pPr>
-        <w:pStyle w:val="a0"/>
+        <w:pStyle w:val="ListBullet"/>
         <w:numPr>
           <w:ilvl w:val="0"/>
           <w:numId w:val="0"/>
@@ -1353,18 +1181,10 @@
           <w:lang w:val="ru-RU"/>
         </w:rPr>
       </w:pPr>
-      <w:r>
-        <w:rPr>
-          <w:sz w:val="24"/>
-          <w:szCs w:val="24"/>
-          <w:lang w:val="ru-RU"/>
-        </w:rPr>
-        <w:t>Я не могу плакать, даже если хочу</w:t>
-      </w:r>
     </w:p>
     <w:p>
       <w:pPr>
-        <w:pStyle w:val="a0"/>
+        <w:pStyle w:val="ListBullet"/>
         <w:numPr>
           <w:ilvl w:val="0"/>
           <w:numId w:val="0"/>
@@ -1380,43 +1200,7 @@
     </w:p>
     <w:p>
       <w:pPr>
-        <w:spacing w:after="0"/>
-        <w:rPr>
-          <w:sz w:val="24"/>
-          <w:szCs w:val="24"/>
-          <w:lang w:val="ru-RU"/>
-        </w:rPr>
-      </w:pPr>
-      <w:r>
-        <w:rPr>
-          <w:b/>
-          <w:sz w:val="24"/>
-          <w:szCs w:val="24"/>
-          <w:lang w:val="ru-RU"/>
-        </w:rPr>
-        <w:t>11. Раздражительность</w:t>
-      </w:r>
-      <w:r>
-        <w:rPr>
-          <w:b/>
-          <w:sz w:val="24"/>
-          <w:szCs w:val="24"/>
-          <w:lang w:val="ru-RU"/>
-        </w:rPr>
-        <w:br/>
-      </w:r>
-      <w:r>
-        <w:rPr>
-          <w:sz w:val="24"/>
-          <w:szCs w:val="24"/>
-          <w:lang w:val="ru-RU"/>
-        </w:rPr>
-        <w:t>Я не раздражителен</w:t>
-      </w:r>
-    </w:p>
-    <w:p>
-      <w:pPr>
-        <w:pStyle w:val="a0"/>
+        <w:pStyle w:val="ListBullet"/>
         <w:numPr>
           <w:ilvl w:val="0"/>
           <w:numId w:val="0"/>
@@ -1429,18 +1213,10 @@
           <w:lang w:val="ru-RU"/>
         </w:rPr>
       </w:pPr>
-      <w:r>
-        <w:rPr>
-          <w:sz w:val="24"/>
-          <w:szCs w:val="24"/>
-          <w:lang w:val="ru-RU"/>
-        </w:rPr>
-        <w:t>Я стал раздражительнее</w:t>
-      </w:r>
     </w:p>
     <w:p>
       <w:pPr>
-        <w:pStyle w:val="a0"/>
+        <w:pStyle w:val="ListBullet"/>
         <w:numPr>
           <w:ilvl w:val="0"/>
           <w:numId w:val="0"/>
@@ -1453,204 +1229,45 @@
           <w:lang w:val="ru-RU"/>
         </w:rPr>
       </w:pPr>
-      <w:r>
+    </w:p>
+    <w:p>
+      <w:pPr>
+        <w:spacing w:after="0"/>
         <w:rPr>
           <w:sz w:val="24"/>
           <w:szCs w:val="24"/>
           <w:lang w:val="ru-RU"/>
         </w:rPr>
-        <w:t>Я часто раздражаюсь</w:t>
+      </w:pPr>
+      <w:r>
+        <w:rPr>
+          <w:sz w:val="24"/>
+          <w:szCs w:val="24"/>
+          <w:lang w:val="ru-RU"/>
+        </w:rPr>
+        <w:br/>
       </w:r>
     </w:p>
     <w:p>
       <w:pPr>
-        <w:pStyle w:val="a0"/>
-        <w:numPr>
-          <w:ilvl w:val="0"/>
-          <w:numId w:val="0"/>
-        </w:numPr>
         <w:spacing w:after="0"/>
-        <w:ind w:left="360" w:hanging="360"/>
-        <w:rPr>
-          <w:sz w:val="24"/>
-          <w:szCs w:val="24"/>
-          <w:lang w:val="ru-RU"/>
-        </w:rPr>
-      </w:pPr>
-      <w:r>
-        <w:rPr>
-          <w:sz w:val="24"/>
-          <w:szCs w:val="24"/>
-          <w:lang w:val="ru-RU"/>
-        </w:rPr>
-        <w:t>Меня всё раздражает</w:t>
-      </w:r>
-    </w:p>
-    <w:p>
-      <w:pPr>
-        <w:pStyle w:val="a0"/>
-        <w:numPr>
-          <w:ilvl w:val="0"/>
-          <w:numId w:val="0"/>
-        </w:numPr>
-        <w:spacing w:after="0"/>
-        <w:ind w:left="360" w:hanging="360"/>
-        <w:rPr>
-          <w:sz w:val="24"/>
-          <w:szCs w:val="24"/>
-          <w:lang w:val="ru-RU"/>
-        </w:rPr>
-      </w:pPr>
-    </w:p>
-    <w:p>
-      <w:pPr>
-        <w:pStyle w:val="a0"/>
-        <w:numPr>
-          <w:ilvl w:val="0"/>
-          <w:numId w:val="0"/>
-        </w:numPr>
-        <w:spacing w:after="0"/>
-        <w:ind w:left="360" w:hanging="360"/>
-        <w:rPr>
-          <w:sz w:val="24"/>
-          <w:szCs w:val="24"/>
-          <w:lang w:val="ru-RU"/>
-        </w:rPr>
-      </w:pPr>
-    </w:p>
-    <w:p>
-      <w:pPr>
-        <w:spacing w:after="0"/>
-        <w:rPr>
-          <w:sz w:val="24"/>
-          <w:szCs w:val="24"/>
-          <w:lang w:val="ru-RU"/>
-        </w:rPr>
-      </w:pPr>
-      <w:r>
         <w:rPr>
           <w:b/>
           <w:sz w:val="24"/>
           <w:szCs w:val="24"/>
           <w:lang w:val="ru-RU"/>
         </w:rPr>
-        <w:lastRenderedPageBreak/>
-        <w:t>12. Общение</w:t>
-      </w:r>
-      <w:r>
+      </w:pPr>
+    </w:p>
+    <w:p>
+      <w:pPr>
+        <w:spacing w:after="0"/>
         <w:rPr>
           <w:b/>
           <w:sz w:val="24"/>
           <w:szCs w:val="24"/>
           <w:lang w:val="ru-RU"/>
         </w:rPr>
-        <w:br/>
-      </w:r>
-      <w:r>
-        <w:rPr>
-          <w:sz w:val="24"/>
-          <w:szCs w:val="24"/>
-          <w:lang w:val="ru-RU"/>
-        </w:rPr>
-        <w:t>Я общаюсь как обычно</w:t>
-      </w:r>
-    </w:p>
-    <w:p>
-      <w:pPr>
-        <w:pStyle w:val="a0"/>
-        <w:numPr>
-          <w:ilvl w:val="0"/>
-          <w:numId w:val="0"/>
-        </w:numPr>
-        <w:spacing w:after="0"/>
-        <w:ind w:left="360" w:hanging="360"/>
-        <w:rPr>
-          <w:sz w:val="24"/>
-          <w:szCs w:val="24"/>
-          <w:lang w:val="ru-RU"/>
-        </w:rPr>
-      </w:pPr>
-      <w:r>
-        <w:rPr>
-          <w:sz w:val="24"/>
-          <w:szCs w:val="24"/>
-          <w:lang w:val="ru-RU"/>
-        </w:rPr>
-        <w:t>Я меньше общаюсь</w:t>
-      </w:r>
-    </w:p>
-    <w:p>
-      <w:pPr>
-        <w:pStyle w:val="a0"/>
-        <w:numPr>
-          <w:ilvl w:val="0"/>
-          <w:numId w:val="0"/>
-        </w:numPr>
-        <w:spacing w:after="0"/>
-        <w:ind w:left="360" w:hanging="360"/>
-        <w:rPr>
-          <w:sz w:val="24"/>
-          <w:szCs w:val="24"/>
-          <w:lang w:val="ru-RU"/>
-        </w:rPr>
-      </w:pPr>
-      <w:r>
-        <w:rPr>
-          <w:sz w:val="24"/>
-          <w:szCs w:val="24"/>
-          <w:lang w:val="ru-RU"/>
-        </w:rPr>
-        <w:t>Я почти не общаюсь</w:t>
-      </w:r>
-    </w:p>
-    <w:p>
-      <w:pPr>
-        <w:pStyle w:val="a0"/>
-        <w:numPr>
-          <w:ilvl w:val="0"/>
-          <w:numId w:val="0"/>
-        </w:numPr>
-        <w:spacing w:after="0"/>
-        <w:ind w:left="360" w:hanging="360"/>
-        <w:rPr>
-          <w:sz w:val="24"/>
-          <w:szCs w:val="24"/>
-          <w:lang w:val="ru-RU"/>
-        </w:rPr>
-      </w:pPr>
-      <w:r>
-        <w:rPr>
-          <w:sz w:val="24"/>
-          <w:szCs w:val="24"/>
-          <w:lang w:val="ru-RU"/>
-        </w:rPr>
-        <w:t>Я избегаю всех</w:t>
-      </w:r>
-    </w:p>
-    <w:p>
-      <w:pPr>
-        <w:pStyle w:val="a0"/>
-        <w:numPr>
-          <w:ilvl w:val="0"/>
-          <w:numId w:val="0"/>
-        </w:numPr>
-        <w:spacing w:after="0"/>
-        <w:ind w:left="360" w:hanging="360"/>
-        <w:rPr>
-          <w:sz w:val="24"/>
-          <w:szCs w:val="24"/>
-          <w:lang w:val="ru-RU"/>
-        </w:rPr>
-      </w:pPr>
-    </w:p>
-    <w:p>
-      <w:pPr>
-        <w:spacing w:after="0"/>
-        <w:rPr>
-          <w:sz w:val="24"/>
-          <w:szCs w:val="24"/>
-          <w:lang w:val="ru-RU"/>
-        </w:rPr>
       </w:pPr>
       <w:r>
         <w:rPr>
@@ -1659,1436 +1276,6 @@
           <w:szCs w:val="24"/>
           <w:lang w:val="ru-RU"/>
         </w:rPr>
-        <w:t>13. Решения</w:t>
-      </w:r>
-      <w:r>
-        <w:rPr>
-          <w:b/>
-          <w:sz w:val="24"/>
-          <w:szCs w:val="24"/>
-          <w:lang w:val="ru-RU"/>
-        </w:rPr>
-        <w:br/>
-      </w:r>
-      <w:r>
-        <w:rPr>
-          <w:sz w:val="24"/>
-          <w:szCs w:val="24"/>
-          <w:lang w:val="ru-RU"/>
-        </w:rPr>
-        <w:t>Я принимаю решения нормально</w:t>
-      </w:r>
-    </w:p>
-    <w:p>
-      <w:pPr>
-        <w:pStyle w:val="a0"/>
-        <w:numPr>
-          <w:ilvl w:val="0"/>
-          <w:numId w:val="0"/>
-        </w:numPr>
-        <w:spacing w:after="0"/>
-        <w:ind w:left="360" w:hanging="360"/>
-        <w:rPr>
-          <w:sz w:val="24"/>
-          <w:szCs w:val="24"/>
-          <w:lang w:val="ru-RU"/>
-        </w:rPr>
-      </w:pPr>
-      <w:r>
-        <w:rPr>
-          <w:sz w:val="24"/>
-          <w:szCs w:val="24"/>
-          <w:lang w:val="ru-RU"/>
-        </w:rPr>
-        <w:t>Мне сложнее решать</w:t>
-      </w:r>
-    </w:p>
-    <w:p>
-      <w:pPr>
-        <w:pStyle w:val="a0"/>
-        <w:numPr>
-          <w:ilvl w:val="0"/>
-          <w:numId w:val="0"/>
-        </w:numPr>
-        <w:spacing w:after="0"/>
-        <w:ind w:left="360" w:hanging="360"/>
-        <w:rPr>
-          <w:sz w:val="24"/>
-          <w:szCs w:val="24"/>
-          <w:lang w:val="ru-RU"/>
-        </w:rPr>
-      </w:pPr>
-      <w:r>
-        <w:rPr>
-          <w:sz w:val="24"/>
-          <w:szCs w:val="24"/>
-          <w:lang w:val="ru-RU"/>
-        </w:rPr>
-        <w:t>Я часто откладываю решения</w:t>
-      </w:r>
-    </w:p>
-    <w:p>
-      <w:pPr>
-        <w:pStyle w:val="a0"/>
-        <w:numPr>
-          <w:ilvl w:val="0"/>
-          <w:numId w:val="0"/>
-        </w:numPr>
-        <w:spacing w:after="0"/>
-        <w:ind w:left="360" w:hanging="360"/>
-        <w:rPr>
-          <w:sz w:val="24"/>
-          <w:szCs w:val="24"/>
-          <w:lang w:val="ru-RU"/>
-        </w:rPr>
-      </w:pPr>
-      <w:r>
-        <w:rPr>
-          <w:sz w:val="24"/>
-          <w:szCs w:val="24"/>
-          <w:lang w:val="ru-RU"/>
-        </w:rPr>
-        <w:t>Я не могу решать</w:t>
-      </w:r>
-    </w:p>
-    <w:p>
-      <w:pPr>
-        <w:pStyle w:val="a0"/>
-        <w:numPr>
-          <w:ilvl w:val="0"/>
-          <w:numId w:val="0"/>
-        </w:numPr>
-        <w:spacing w:after="0"/>
-        <w:ind w:left="360" w:hanging="360"/>
-        <w:rPr>
-          <w:sz w:val="24"/>
-          <w:szCs w:val="24"/>
-          <w:lang w:val="ru-RU"/>
-        </w:rPr>
-      </w:pPr>
-    </w:p>
-    <w:p>
-      <w:pPr>
-        <w:spacing w:after="0"/>
-        <w:rPr>
-          <w:sz w:val="24"/>
-          <w:szCs w:val="24"/>
-          <w:lang w:val="ru-RU"/>
-        </w:rPr>
-      </w:pPr>
-      <w:r>
-        <w:rPr>
-          <w:b/>
-          <w:sz w:val="24"/>
-          <w:szCs w:val="24"/>
-          <w:lang w:val="ru-RU"/>
-        </w:rPr>
-        <w:t>14. Внешность</w:t>
-      </w:r>
-      <w:r>
-        <w:rPr>
-          <w:b/>
-          <w:sz w:val="24"/>
-          <w:szCs w:val="24"/>
-          <w:lang w:val="ru-RU"/>
-        </w:rPr>
-        <w:br/>
-      </w:r>
-      <w:r>
-        <w:rPr>
-          <w:sz w:val="24"/>
-          <w:szCs w:val="24"/>
-          <w:lang w:val="ru-RU"/>
-        </w:rPr>
-        <w:t>Я доволен собой</w:t>
-      </w:r>
-    </w:p>
-    <w:p>
-      <w:pPr>
-        <w:pStyle w:val="a0"/>
-        <w:numPr>
-          <w:ilvl w:val="0"/>
-          <w:numId w:val="0"/>
-        </w:numPr>
-        <w:spacing w:after="0"/>
-        <w:ind w:left="360" w:hanging="360"/>
-        <w:rPr>
-          <w:sz w:val="24"/>
-          <w:szCs w:val="24"/>
-          <w:lang w:val="ru-RU"/>
-        </w:rPr>
-      </w:pPr>
-      <w:r>
-        <w:rPr>
-          <w:sz w:val="24"/>
-          <w:szCs w:val="24"/>
-          <w:lang w:val="ru-RU"/>
-        </w:rPr>
-        <w:t>Я немного недоволен</w:t>
-      </w:r>
-    </w:p>
-    <w:p>
-      <w:pPr>
-        <w:pStyle w:val="a0"/>
-        <w:numPr>
-          <w:ilvl w:val="0"/>
-          <w:numId w:val="0"/>
-        </w:numPr>
-        <w:spacing w:after="0"/>
-        <w:ind w:left="360" w:hanging="360"/>
-        <w:rPr>
-          <w:sz w:val="24"/>
-          <w:szCs w:val="24"/>
-          <w:lang w:val="ru-RU"/>
-        </w:rPr>
-      </w:pPr>
-      <w:r>
-        <w:rPr>
-          <w:sz w:val="24"/>
-          <w:szCs w:val="24"/>
-          <w:lang w:val="ru-RU"/>
-        </w:rPr>
-        <w:t>Я считаю себя непривлекательным</w:t>
-      </w:r>
-    </w:p>
-    <w:p>
-      <w:pPr>
-        <w:pStyle w:val="a0"/>
-        <w:numPr>
-          <w:ilvl w:val="0"/>
-          <w:numId w:val="0"/>
-        </w:numPr>
-        <w:spacing w:after="0"/>
-        <w:ind w:left="360" w:hanging="360"/>
-        <w:rPr>
-          <w:sz w:val="24"/>
-          <w:szCs w:val="24"/>
-          <w:lang w:val="ru-RU"/>
-        </w:rPr>
-      </w:pPr>
-      <w:r>
-        <w:rPr>
-          <w:sz w:val="24"/>
-          <w:szCs w:val="24"/>
-          <w:lang w:val="ru-RU"/>
-        </w:rPr>
-        <w:t>Я считаю себя уродливым</w:t>
-      </w:r>
-    </w:p>
-    <w:p>
-      <w:pPr>
-        <w:pStyle w:val="a0"/>
-        <w:numPr>
-          <w:ilvl w:val="0"/>
-          <w:numId w:val="0"/>
-        </w:numPr>
-        <w:spacing w:after="0"/>
-        <w:ind w:left="360" w:hanging="360"/>
-        <w:rPr>
-          <w:sz w:val="24"/>
-          <w:szCs w:val="24"/>
-          <w:lang w:val="ru-RU"/>
-        </w:rPr>
-      </w:pPr>
-    </w:p>
-    <w:p>
-      <w:pPr>
-        <w:spacing w:after="0"/>
-        <w:rPr>
-          <w:sz w:val="24"/>
-          <w:szCs w:val="24"/>
-          <w:lang w:val="ru-RU"/>
-        </w:rPr>
-      </w:pPr>
-      <w:r>
-        <w:rPr>
-          <w:b/>
-          <w:sz w:val="24"/>
-          <w:szCs w:val="24"/>
-          <w:lang w:val="ru-RU"/>
-        </w:rPr>
-        <w:t>15. Учеба/работа</w:t>
-      </w:r>
-      <w:r>
-        <w:rPr>
-          <w:b/>
-          <w:sz w:val="24"/>
-          <w:szCs w:val="24"/>
-          <w:lang w:val="ru-RU"/>
-        </w:rPr>
-        <w:br/>
-      </w:r>
-      <w:r>
-        <w:rPr>
-          <w:sz w:val="24"/>
-          <w:szCs w:val="24"/>
-          <w:lang w:val="ru-RU"/>
-        </w:rPr>
-        <w:t>Я учусь как обычно</w:t>
-      </w:r>
-    </w:p>
-    <w:p>
-      <w:pPr>
-        <w:pStyle w:val="a0"/>
-        <w:numPr>
-          <w:ilvl w:val="0"/>
-          <w:numId w:val="0"/>
-        </w:numPr>
-        <w:spacing w:after="0"/>
-        <w:ind w:left="360" w:hanging="360"/>
-        <w:rPr>
-          <w:sz w:val="24"/>
-          <w:szCs w:val="24"/>
-          <w:lang w:val="ru-RU"/>
-        </w:rPr>
-      </w:pPr>
-      <w:r>
-        <w:rPr>
-          <w:sz w:val="24"/>
-          <w:szCs w:val="24"/>
-          <w:lang w:val="ru-RU"/>
-        </w:rPr>
-        <w:t>Мне сложнее начать</w:t>
-      </w:r>
-    </w:p>
-    <w:p>
-      <w:pPr>
-        <w:pStyle w:val="a0"/>
-        <w:numPr>
-          <w:ilvl w:val="0"/>
-          <w:numId w:val="0"/>
-        </w:numPr>
-        <w:spacing w:after="0"/>
-        <w:ind w:left="360" w:hanging="360"/>
-        <w:rPr>
-          <w:sz w:val="24"/>
-          <w:szCs w:val="24"/>
-          <w:lang w:val="ru-RU"/>
-        </w:rPr>
-      </w:pPr>
-      <w:r>
-        <w:rPr>
-          <w:sz w:val="24"/>
-          <w:szCs w:val="24"/>
-          <w:lang w:val="ru-RU"/>
-        </w:rPr>
-        <w:t>Мне трудно учиться</w:t>
-      </w:r>
-    </w:p>
-    <w:p>
-      <w:pPr>
-        <w:pStyle w:val="a0"/>
-        <w:numPr>
-          <w:ilvl w:val="0"/>
-          <w:numId w:val="0"/>
-        </w:numPr>
-        <w:spacing w:after="0"/>
-        <w:ind w:left="360" w:hanging="360"/>
-        <w:rPr>
-          <w:sz w:val="24"/>
-          <w:szCs w:val="24"/>
-          <w:lang w:val="ru-RU"/>
-        </w:rPr>
-      </w:pPr>
-      <w:r>
-        <w:rPr>
-          <w:sz w:val="24"/>
-          <w:szCs w:val="24"/>
-          <w:lang w:val="ru-RU"/>
-        </w:rPr>
-        <w:t>Я не могу учиться</w:t>
-      </w:r>
-    </w:p>
-    <w:p>
-      <w:pPr>
-        <w:pStyle w:val="a0"/>
-        <w:numPr>
-          <w:ilvl w:val="0"/>
-          <w:numId w:val="0"/>
-        </w:numPr>
-        <w:spacing w:after="0"/>
-        <w:ind w:left="360" w:hanging="360"/>
-        <w:rPr>
-          <w:sz w:val="24"/>
-          <w:szCs w:val="24"/>
-          <w:lang w:val="ru-RU"/>
-        </w:rPr>
-      </w:pPr>
-    </w:p>
-    <w:p>
-      <w:pPr>
-        <w:spacing w:after="0"/>
-        <w:rPr>
-          <w:sz w:val="24"/>
-          <w:szCs w:val="24"/>
-          <w:lang w:val="ru-RU"/>
-        </w:rPr>
-      </w:pPr>
-      <w:r>
-        <w:rPr>
-          <w:b/>
-          <w:sz w:val="24"/>
-          <w:szCs w:val="24"/>
-          <w:lang w:val="ru-RU"/>
-        </w:rPr>
-        <w:t>16. Сон</w:t>
-      </w:r>
-      <w:r>
-        <w:rPr>
-          <w:b/>
-          <w:sz w:val="24"/>
-          <w:szCs w:val="24"/>
-          <w:lang w:val="ru-RU"/>
-        </w:rPr>
-        <w:br/>
-      </w:r>
-      <w:r>
-        <w:rPr>
-          <w:sz w:val="24"/>
-          <w:szCs w:val="24"/>
-          <w:lang w:val="ru-RU"/>
-        </w:rPr>
-        <w:t>Я сплю нормально</w:t>
-      </w:r>
-    </w:p>
-    <w:p>
-      <w:pPr>
-        <w:pStyle w:val="a0"/>
-        <w:numPr>
-          <w:ilvl w:val="0"/>
-          <w:numId w:val="0"/>
-        </w:numPr>
-        <w:spacing w:after="0"/>
-        <w:ind w:left="360" w:hanging="360"/>
-        <w:rPr>
-          <w:sz w:val="24"/>
-          <w:szCs w:val="24"/>
-          <w:lang w:val="ru-RU"/>
-        </w:rPr>
-      </w:pPr>
-      <w:r>
-        <w:rPr>
-          <w:sz w:val="24"/>
-          <w:szCs w:val="24"/>
-          <w:lang w:val="ru-RU"/>
-        </w:rPr>
-        <w:t>Сон стал хуже</w:t>
-      </w:r>
-    </w:p>
-    <w:p>
-      <w:pPr>
-        <w:pStyle w:val="a0"/>
-        <w:numPr>
-          <w:ilvl w:val="0"/>
-          <w:numId w:val="0"/>
-        </w:numPr>
-        <w:spacing w:after="0"/>
-        <w:ind w:left="360" w:hanging="360"/>
-        <w:rPr>
-          <w:sz w:val="24"/>
-          <w:szCs w:val="24"/>
-          <w:lang w:val="ru-RU"/>
-        </w:rPr>
-      </w:pPr>
-      <w:r>
-        <w:rPr>
-          <w:sz w:val="24"/>
-          <w:szCs w:val="24"/>
-          <w:lang w:val="ru-RU"/>
-        </w:rPr>
-        <w:t>Я часто просыпаюсь</w:t>
-      </w:r>
-    </w:p>
-    <w:p>
-      <w:pPr>
-        <w:pStyle w:val="a0"/>
-        <w:numPr>
-          <w:ilvl w:val="0"/>
-          <w:numId w:val="0"/>
-        </w:numPr>
-        <w:spacing w:after="0"/>
-        <w:ind w:left="360" w:hanging="360"/>
-        <w:rPr>
-          <w:sz w:val="24"/>
-          <w:szCs w:val="24"/>
-          <w:lang w:val="ru-RU"/>
-        </w:rPr>
-      </w:pPr>
-      <w:r>
-        <w:rPr>
-          <w:sz w:val="24"/>
-          <w:szCs w:val="24"/>
-          <w:lang w:val="ru-RU"/>
-        </w:rPr>
-        <w:t>Я почти не сплю</w:t>
-      </w:r>
-    </w:p>
-    <w:p>
-      <w:pPr>
-        <w:pStyle w:val="a0"/>
-        <w:numPr>
-          <w:ilvl w:val="0"/>
-          <w:numId w:val="0"/>
-        </w:numPr>
-        <w:spacing w:after="0"/>
-        <w:ind w:left="360" w:hanging="360"/>
-        <w:rPr>
-          <w:sz w:val="24"/>
-          <w:szCs w:val="24"/>
-          <w:lang w:val="ru-RU"/>
-        </w:rPr>
-      </w:pPr>
-    </w:p>
-    <w:p>
-      <w:pPr>
-        <w:spacing w:after="0"/>
-        <w:rPr>
-          <w:sz w:val="24"/>
-          <w:szCs w:val="24"/>
-          <w:lang w:val="ru-RU"/>
-        </w:rPr>
-      </w:pPr>
-      <w:r>
-        <w:rPr>
-          <w:b/>
-          <w:sz w:val="24"/>
-          <w:szCs w:val="24"/>
-          <w:lang w:val="ru-RU"/>
-        </w:rPr>
-        <w:t>17. Усталость</w:t>
-      </w:r>
-    </w:p>
-    <w:p>
-      <w:pPr>
-        <w:pStyle w:val="a0"/>
-        <w:numPr>
-          <w:ilvl w:val="0"/>
-          <w:numId w:val="0"/>
-        </w:numPr>
-        <w:spacing w:after="0"/>
-        <w:rPr>
-          <w:sz w:val="24"/>
-          <w:szCs w:val="24"/>
-          <w:lang w:val="ru-RU"/>
-        </w:rPr>
-      </w:pPr>
-      <w:r>
-        <w:rPr>
-          <w:sz w:val="24"/>
-          <w:szCs w:val="24"/>
-          <w:lang w:val="ru-RU"/>
-        </w:rPr>
-        <w:t>Я не устаю</w:t>
-      </w:r>
-    </w:p>
-    <w:p>
-      <w:pPr>
-        <w:pStyle w:val="a0"/>
-        <w:numPr>
-          <w:ilvl w:val="0"/>
-          <w:numId w:val="0"/>
-        </w:numPr>
-        <w:spacing w:after="0"/>
-        <w:ind w:left="360" w:hanging="360"/>
-        <w:rPr>
-          <w:sz w:val="24"/>
-          <w:szCs w:val="24"/>
-          <w:lang w:val="ru-RU"/>
-        </w:rPr>
-      </w:pPr>
-      <w:r>
-        <w:rPr>
-          <w:sz w:val="24"/>
-          <w:szCs w:val="24"/>
-          <w:lang w:val="ru-RU"/>
-        </w:rPr>
-        <w:t>Я быстрее устаю</w:t>
-      </w:r>
-    </w:p>
-    <w:p>
-      <w:pPr>
-        <w:pStyle w:val="a0"/>
-        <w:numPr>
-          <w:ilvl w:val="0"/>
-          <w:numId w:val="0"/>
-        </w:numPr>
-        <w:spacing w:after="0"/>
-        <w:ind w:left="360" w:hanging="360"/>
-        <w:rPr>
-          <w:sz w:val="24"/>
-          <w:szCs w:val="24"/>
-          <w:lang w:val="ru-RU"/>
-        </w:rPr>
-      </w:pPr>
-      <w:r>
-        <w:rPr>
-          <w:sz w:val="24"/>
-          <w:szCs w:val="24"/>
-          <w:lang w:val="ru-RU"/>
-        </w:rPr>
-        <w:t>Я постоянно устаю</w:t>
-      </w:r>
-    </w:p>
-    <w:p>
-      <w:pPr>
-        <w:pStyle w:val="a0"/>
-        <w:numPr>
-          <w:ilvl w:val="0"/>
-          <w:numId w:val="0"/>
-        </w:numPr>
-        <w:spacing w:after="0"/>
-        <w:ind w:left="360" w:hanging="360"/>
-        <w:rPr>
-          <w:sz w:val="24"/>
-          <w:szCs w:val="24"/>
-          <w:lang w:val="ru-RU"/>
-        </w:rPr>
-      </w:pPr>
-      <w:r>
-        <w:rPr>
-          <w:sz w:val="24"/>
-          <w:szCs w:val="24"/>
-          <w:lang w:val="ru-RU"/>
-        </w:rPr>
-        <w:t>У меня нет сил</w:t>
-      </w:r>
-    </w:p>
-    <w:p>
-      <w:pPr>
-        <w:pStyle w:val="a0"/>
-        <w:numPr>
-          <w:ilvl w:val="0"/>
-          <w:numId w:val="0"/>
-        </w:numPr>
-        <w:spacing w:after="0"/>
-        <w:ind w:left="360"/>
-        <w:rPr>
-          <w:sz w:val="24"/>
-          <w:szCs w:val="24"/>
-          <w:lang w:val="ru-RU"/>
-        </w:rPr>
-      </w:pPr>
-    </w:p>
-    <w:p>
-      <w:pPr>
-        <w:pStyle w:val="a0"/>
-        <w:numPr>
-          <w:ilvl w:val="0"/>
-          <w:numId w:val="0"/>
-        </w:numPr>
-        <w:spacing w:after="0"/>
-        <w:ind w:left="360"/>
-        <w:rPr>
-          <w:sz w:val="24"/>
-          <w:szCs w:val="24"/>
-          <w:lang w:val="ru-RU"/>
-        </w:rPr>
-      </w:pPr>
-    </w:p>
-    <w:p>
-      <w:pPr>
-        <w:pStyle w:val="a0"/>
-        <w:numPr>
-          <w:ilvl w:val="0"/>
-          <w:numId w:val="0"/>
-        </w:numPr>
-        <w:spacing w:after="0"/>
-        <w:ind w:left="360"/>
-        <w:rPr>
-          <w:sz w:val="24"/>
-          <w:szCs w:val="24"/>
-          <w:lang w:val="ru-RU"/>
-        </w:rPr>
-      </w:pPr>
-    </w:p>
-    <w:p>
-      <w:pPr>
-        <w:pStyle w:val="a0"/>
-        <w:numPr>
-          <w:ilvl w:val="0"/>
-          <w:numId w:val="0"/>
-        </w:numPr>
-        <w:spacing w:after="0"/>
-        <w:ind w:left="360"/>
-        <w:rPr>
-          <w:sz w:val="24"/>
-          <w:szCs w:val="24"/>
-          <w:lang w:val="ru-RU"/>
-        </w:rPr>
-      </w:pPr>
-    </w:p>
-    <w:p>
-      <w:pPr>
-        <w:spacing w:after="0"/>
-        <w:rPr>
-          <w:sz w:val="24"/>
-          <w:szCs w:val="24"/>
-          <w:lang w:val="ru-RU"/>
-        </w:rPr>
-      </w:pPr>
-      <w:r>
-        <w:rPr>
-          <w:b/>
-          <w:sz w:val="24"/>
-          <w:szCs w:val="24"/>
-          <w:lang w:val="ru-RU"/>
-        </w:rPr>
-        <w:lastRenderedPageBreak/>
-        <w:t>18. Аппетит</w:t>
-      </w:r>
-      <w:r>
-        <w:rPr>
-          <w:b/>
-          <w:sz w:val="24"/>
-          <w:szCs w:val="24"/>
-          <w:lang w:val="ru-RU"/>
-        </w:rPr>
-        <w:br/>
-      </w:r>
-      <w:proofErr w:type="spellStart"/>
-      <w:r>
-        <w:rPr>
-          <w:sz w:val="24"/>
-          <w:szCs w:val="24"/>
-          <w:lang w:val="ru-RU"/>
-        </w:rPr>
-        <w:t>Аппетит</w:t>
-      </w:r>
-      <w:proofErr w:type="spellEnd"/>
-      <w:r>
-        <w:rPr>
-          <w:sz w:val="24"/>
-          <w:szCs w:val="24"/>
-          <w:lang w:val="ru-RU"/>
-        </w:rPr>
-        <w:t xml:space="preserve"> нормальный</w:t>
-      </w:r>
-    </w:p>
-    <w:p>
-      <w:pPr>
-        <w:pStyle w:val="a0"/>
-        <w:numPr>
-          <w:ilvl w:val="0"/>
-          <w:numId w:val="0"/>
-        </w:numPr>
-        <w:spacing w:after="0"/>
-        <w:ind w:left="360" w:hanging="360"/>
-        <w:rPr>
-          <w:sz w:val="24"/>
-          <w:szCs w:val="24"/>
-          <w:lang w:val="ru-RU"/>
-        </w:rPr>
-      </w:pPr>
-      <w:r>
-        <w:rPr>
-          <w:sz w:val="24"/>
-          <w:szCs w:val="24"/>
-          <w:lang w:val="ru-RU"/>
-        </w:rPr>
-        <w:t>Аппетит хуже</w:t>
-      </w:r>
-    </w:p>
-    <w:p>
-      <w:pPr>
-        <w:pStyle w:val="a0"/>
-        <w:numPr>
-          <w:ilvl w:val="0"/>
-          <w:numId w:val="0"/>
-        </w:numPr>
-        <w:spacing w:after="0"/>
-        <w:ind w:left="360" w:hanging="360"/>
-        <w:rPr>
-          <w:sz w:val="24"/>
-          <w:szCs w:val="24"/>
-          <w:lang w:val="ru-RU"/>
-        </w:rPr>
-      </w:pPr>
-      <w:r>
-        <w:rPr>
-          <w:sz w:val="24"/>
-          <w:szCs w:val="24"/>
-          <w:lang w:val="ru-RU"/>
-        </w:rPr>
-        <w:t>Аппетит сильно снизился</w:t>
-      </w:r>
-    </w:p>
-    <w:p>
-      <w:pPr>
-        <w:pStyle w:val="a0"/>
-        <w:numPr>
-          <w:ilvl w:val="0"/>
-          <w:numId w:val="0"/>
-        </w:numPr>
-        <w:spacing w:after="0"/>
-        <w:ind w:left="360" w:hanging="360"/>
-        <w:rPr>
-          <w:sz w:val="24"/>
-          <w:szCs w:val="24"/>
-          <w:lang w:val="ru-RU"/>
-        </w:rPr>
-      </w:pPr>
-      <w:r>
-        <w:rPr>
-          <w:sz w:val="24"/>
-          <w:szCs w:val="24"/>
-          <w:lang w:val="ru-RU"/>
-        </w:rPr>
-        <w:t>Нет аппетита</w:t>
-      </w:r>
-    </w:p>
-    <w:p>
-      <w:pPr>
-        <w:pStyle w:val="a0"/>
-        <w:numPr>
-          <w:ilvl w:val="0"/>
-          <w:numId w:val="0"/>
-        </w:numPr>
-        <w:spacing w:after="0"/>
-        <w:ind w:left="360"/>
-        <w:rPr>
-          <w:sz w:val="24"/>
-          <w:szCs w:val="24"/>
-          <w:lang w:val="ru-RU"/>
-        </w:rPr>
-      </w:pPr>
-    </w:p>
-    <w:p>
-      <w:pPr>
-        <w:spacing w:after="0"/>
-        <w:rPr>
-          <w:sz w:val="24"/>
-          <w:szCs w:val="24"/>
-          <w:lang w:val="ru-RU"/>
-        </w:rPr>
-      </w:pPr>
-      <w:r>
-        <w:rPr>
-          <w:b/>
-          <w:sz w:val="24"/>
-          <w:szCs w:val="24"/>
-          <w:lang w:val="ru-RU"/>
-        </w:rPr>
-        <w:t>19. Вес</w:t>
-      </w:r>
-      <w:r>
-        <w:rPr>
-          <w:b/>
-          <w:sz w:val="24"/>
-          <w:szCs w:val="24"/>
-          <w:lang w:val="ru-RU"/>
-        </w:rPr>
-        <w:br/>
-      </w:r>
-      <w:r>
-        <w:rPr>
-          <w:sz w:val="24"/>
-          <w:szCs w:val="24"/>
-          <w:lang w:val="ru-RU"/>
-        </w:rPr>
-        <w:t>Без изменений</w:t>
-      </w:r>
-    </w:p>
-    <w:p>
-      <w:pPr>
-        <w:pStyle w:val="a0"/>
-        <w:numPr>
-          <w:ilvl w:val="0"/>
-          <w:numId w:val="0"/>
-        </w:numPr>
-        <w:spacing w:after="0"/>
-        <w:ind w:left="360" w:hanging="360"/>
-        <w:rPr>
-          <w:sz w:val="24"/>
-          <w:szCs w:val="24"/>
-          <w:lang w:val="ru-RU"/>
-        </w:rPr>
-      </w:pPr>
-      <w:r>
-        <w:rPr>
-          <w:sz w:val="24"/>
-          <w:szCs w:val="24"/>
-          <w:lang w:val="ru-RU"/>
-        </w:rPr>
-        <w:t>Небольшие изменения</w:t>
-      </w:r>
-    </w:p>
-    <w:p>
-      <w:pPr>
-        <w:pStyle w:val="a0"/>
-        <w:numPr>
-          <w:ilvl w:val="0"/>
-          <w:numId w:val="0"/>
-        </w:numPr>
-        <w:spacing w:after="0"/>
-        <w:ind w:left="360" w:hanging="360"/>
-        <w:rPr>
-          <w:sz w:val="24"/>
-          <w:szCs w:val="24"/>
-          <w:lang w:val="ru-RU"/>
-        </w:rPr>
-      </w:pPr>
-      <w:r>
-        <w:rPr>
-          <w:sz w:val="24"/>
-          <w:szCs w:val="24"/>
-          <w:lang w:val="ru-RU"/>
-        </w:rPr>
-        <w:t>Заметные изменения</w:t>
-      </w:r>
-    </w:p>
-    <w:p>
-      <w:pPr>
-        <w:pStyle w:val="a0"/>
-        <w:numPr>
-          <w:ilvl w:val="0"/>
-          <w:numId w:val="0"/>
-        </w:numPr>
-        <w:spacing w:after="0"/>
-        <w:ind w:left="360" w:hanging="360"/>
-        <w:rPr>
-          <w:sz w:val="24"/>
-          <w:szCs w:val="24"/>
-          <w:lang w:val="ru-RU"/>
-        </w:rPr>
-      </w:pPr>
-      <w:r>
-        <w:rPr>
-          <w:sz w:val="24"/>
-          <w:szCs w:val="24"/>
-          <w:lang w:val="ru-RU"/>
-        </w:rPr>
-        <w:t>Резкие изменения</w:t>
-      </w:r>
-    </w:p>
-    <w:p>
-      <w:pPr>
-        <w:pStyle w:val="a0"/>
-        <w:numPr>
-          <w:ilvl w:val="0"/>
-          <w:numId w:val="0"/>
-        </w:numPr>
-        <w:spacing w:after="0"/>
-        <w:ind w:left="360"/>
-        <w:rPr>
-          <w:sz w:val="24"/>
-          <w:szCs w:val="24"/>
-          <w:lang w:val="ru-RU"/>
-        </w:rPr>
-      </w:pPr>
-    </w:p>
-    <w:p>
-      <w:pPr>
-        <w:spacing w:after="0"/>
-        <w:rPr>
-          <w:sz w:val="24"/>
-          <w:szCs w:val="24"/>
-          <w:lang w:val="ru-RU"/>
-        </w:rPr>
-      </w:pPr>
-      <w:r>
-        <w:rPr>
-          <w:b/>
-          <w:sz w:val="24"/>
-          <w:szCs w:val="24"/>
-          <w:lang w:val="ru-RU"/>
-        </w:rPr>
-        <w:t>20. Здоровье</w:t>
-      </w:r>
-      <w:r>
-        <w:rPr>
-          <w:b/>
-          <w:sz w:val="24"/>
-          <w:szCs w:val="24"/>
-          <w:lang w:val="ru-RU"/>
-        </w:rPr>
-        <w:br/>
-      </w:r>
-      <w:r>
-        <w:rPr>
-          <w:sz w:val="24"/>
-          <w:szCs w:val="24"/>
-          <w:lang w:val="ru-RU"/>
-        </w:rPr>
-        <w:t>Не беспокоит</w:t>
-      </w:r>
-    </w:p>
-    <w:p>
-      <w:pPr>
-        <w:pStyle w:val="a0"/>
-        <w:numPr>
-          <w:ilvl w:val="0"/>
-          <w:numId w:val="0"/>
-        </w:numPr>
-        <w:spacing w:after="0"/>
-        <w:ind w:left="360" w:hanging="360"/>
-        <w:rPr>
-          <w:sz w:val="24"/>
-          <w:szCs w:val="24"/>
-          <w:lang w:val="ru-RU"/>
-        </w:rPr>
-      </w:pPr>
-      <w:r>
-        <w:rPr>
-          <w:sz w:val="24"/>
-          <w:szCs w:val="24"/>
-          <w:lang w:val="ru-RU"/>
-        </w:rPr>
-        <w:t>Иногда беспокоит</w:t>
-      </w:r>
-    </w:p>
-    <w:p>
-      <w:pPr>
-        <w:pStyle w:val="a0"/>
-        <w:numPr>
-          <w:ilvl w:val="0"/>
-          <w:numId w:val="0"/>
-        </w:numPr>
-        <w:spacing w:after="0"/>
-        <w:ind w:left="360" w:hanging="360"/>
-        <w:rPr>
-          <w:sz w:val="24"/>
-          <w:szCs w:val="24"/>
-          <w:lang w:val="ru-RU"/>
-        </w:rPr>
-      </w:pPr>
-      <w:r>
-        <w:rPr>
-          <w:sz w:val="24"/>
-          <w:szCs w:val="24"/>
-          <w:lang w:val="ru-RU"/>
-        </w:rPr>
-        <w:t>Часто беспокоит</w:t>
-      </w:r>
-    </w:p>
-    <w:p>
-      <w:pPr>
-        <w:pStyle w:val="a0"/>
-        <w:numPr>
-          <w:ilvl w:val="0"/>
-          <w:numId w:val="0"/>
-        </w:numPr>
-        <w:spacing w:after="0"/>
-        <w:ind w:left="360" w:hanging="360"/>
-        <w:rPr>
-          <w:sz w:val="24"/>
-          <w:szCs w:val="24"/>
-          <w:lang w:val="ru-RU"/>
-        </w:rPr>
-      </w:pPr>
-      <w:r>
-        <w:rPr>
-          <w:sz w:val="24"/>
-          <w:szCs w:val="24"/>
-          <w:lang w:val="ru-RU"/>
-        </w:rPr>
-        <w:t>Постоянно думаю о здоровье</w:t>
-      </w:r>
-    </w:p>
-    <w:p>
-      <w:pPr>
-        <w:pStyle w:val="a0"/>
-        <w:numPr>
-          <w:ilvl w:val="0"/>
-          <w:numId w:val="0"/>
-        </w:numPr>
-        <w:spacing w:after="0"/>
-        <w:ind w:left="360"/>
-        <w:rPr>
-          <w:sz w:val="24"/>
-          <w:szCs w:val="24"/>
-          <w:lang w:val="ru-RU"/>
-        </w:rPr>
-      </w:pPr>
-    </w:p>
-    <w:p>
-      <w:pPr>
-        <w:spacing w:after="0"/>
-        <w:rPr>
-          <w:sz w:val="24"/>
-          <w:szCs w:val="24"/>
-          <w:lang w:val="ru-RU"/>
-        </w:rPr>
-      </w:pPr>
-      <w:r>
-        <w:rPr>
-          <w:b/>
-          <w:sz w:val="24"/>
-          <w:szCs w:val="24"/>
-          <w:lang w:val="ru-RU"/>
-        </w:rPr>
-        <w:t>21. Интерес</w:t>
-      </w:r>
-      <w:r>
-        <w:rPr>
-          <w:b/>
-          <w:sz w:val="24"/>
-          <w:szCs w:val="24"/>
-          <w:lang w:val="ru-RU"/>
-        </w:rPr>
-        <w:br/>
-      </w:r>
-      <w:proofErr w:type="spellStart"/>
-      <w:r>
-        <w:rPr>
-          <w:sz w:val="24"/>
-          <w:szCs w:val="24"/>
-          <w:lang w:val="ru-RU"/>
-        </w:rPr>
-        <w:t>Интерес</w:t>
-      </w:r>
-      <w:proofErr w:type="spellEnd"/>
-      <w:r>
-        <w:rPr>
-          <w:sz w:val="24"/>
-          <w:szCs w:val="24"/>
-          <w:lang w:val="ru-RU"/>
-        </w:rPr>
-        <w:t xml:space="preserve"> не изменился</w:t>
-      </w:r>
-    </w:p>
-    <w:p>
-      <w:pPr>
-        <w:pStyle w:val="a0"/>
-        <w:numPr>
-          <w:ilvl w:val="0"/>
-          <w:numId w:val="0"/>
-        </w:numPr>
-        <w:spacing w:after="0"/>
-        <w:ind w:left="360" w:hanging="360"/>
-        <w:rPr>
-          <w:sz w:val="24"/>
-          <w:szCs w:val="24"/>
-          <w:lang w:val="ru-RU"/>
-        </w:rPr>
-      </w:pPr>
-      <w:r>
-        <w:rPr>
-          <w:sz w:val="24"/>
-          <w:szCs w:val="24"/>
-          <w:lang w:val="ru-RU"/>
-        </w:rPr>
-        <w:t>Интерес снизился</w:t>
-      </w:r>
-    </w:p>
-    <w:p>
-      <w:pPr>
-        <w:pStyle w:val="a0"/>
-        <w:numPr>
-          <w:ilvl w:val="0"/>
-          <w:numId w:val="0"/>
-        </w:numPr>
-        <w:spacing w:after="0"/>
-        <w:ind w:left="360" w:hanging="360"/>
-        <w:rPr>
-          <w:sz w:val="24"/>
-          <w:szCs w:val="24"/>
-          <w:lang w:val="ru-RU"/>
-        </w:rPr>
-      </w:pPr>
-      <w:r>
-        <w:rPr>
-          <w:sz w:val="24"/>
-          <w:szCs w:val="24"/>
-          <w:lang w:val="ru-RU"/>
-        </w:rPr>
-        <w:t>Интерес сильно снизился</w:t>
-      </w:r>
-    </w:p>
-    <w:p>
-      <w:pPr>
-        <w:pStyle w:val="a0"/>
-        <w:numPr>
-          <w:ilvl w:val="0"/>
-          <w:numId w:val="0"/>
-        </w:numPr>
-        <w:spacing w:after="0"/>
-        <w:ind w:left="360" w:hanging="360"/>
-        <w:rPr>
-          <w:sz w:val="24"/>
-          <w:szCs w:val="24"/>
-          <w:lang w:val="ru-RU"/>
-        </w:rPr>
-      </w:pPr>
-      <w:r>
-        <w:rPr>
-          <w:sz w:val="24"/>
-          <w:szCs w:val="24"/>
-          <w:lang w:val="ru-RU"/>
-        </w:rPr>
-        <w:t>Интерес исчез</w:t>
-      </w:r>
-    </w:p>
-    <w:p>
-      <w:pPr>
-        <w:pStyle w:val="a0"/>
-        <w:numPr>
-          <w:ilvl w:val="0"/>
-          <w:numId w:val="0"/>
-        </w:numPr>
-        <w:spacing w:after="0"/>
-        <w:ind w:left="360" w:hanging="360"/>
-        <w:rPr>
-          <w:sz w:val="24"/>
-          <w:szCs w:val="24"/>
-          <w:lang w:val="ru-RU"/>
-        </w:rPr>
-      </w:pPr>
-    </w:p>
-    <w:p>
-      <w:pPr>
-        <w:pStyle w:val="a0"/>
-        <w:numPr>
-          <w:ilvl w:val="0"/>
-          <w:numId w:val="0"/>
-        </w:numPr>
-        <w:spacing w:after="0"/>
-        <w:ind w:left="360" w:hanging="360"/>
-        <w:rPr>
-          <w:sz w:val="24"/>
-          <w:szCs w:val="24"/>
-          <w:lang w:val="ru-RU"/>
-        </w:rPr>
-      </w:pPr>
-    </w:p>
-    <w:p>
-      <w:pPr>
-        <w:pStyle w:val="a0"/>
-        <w:numPr>
-          <w:ilvl w:val="0"/>
-          <w:numId w:val="0"/>
-        </w:numPr>
-        <w:spacing w:after="0"/>
-        <w:ind w:left="360" w:hanging="360"/>
-        <w:rPr>
-          <w:sz w:val="24"/>
-          <w:szCs w:val="24"/>
-          <w:lang w:val="ru-RU"/>
-        </w:rPr>
-      </w:pPr>
-    </w:p>
-    <w:p>
-      <w:pPr>
-        <w:pStyle w:val="a0"/>
-        <w:numPr>
-          <w:ilvl w:val="0"/>
-          <w:numId w:val="0"/>
-        </w:numPr>
-        <w:spacing w:after="0"/>
-        <w:ind w:left="360" w:hanging="360"/>
-        <w:rPr>
-          <w:sz w:val="24"/>
-          <w:szCs w:val="24"/>
-          <w:lang w:val="ru-RU"/>
-        </w:rPr>
-      </w:pPr>
-    </w:p>
-    <w:p>
-      <w:pPr>
-        <w:pStyle w:val="a0"/>
-        <w:numPr>
-          <w:ilvl w:val="0"/>
-          <w:numId w:val="0"/>
-        </w:numPr>
-        <w:spacing w:after="0"/>
-        <w:ind w:left="360" w:hanging="360"/>
-        <w:rPr>
-          <w:sz w:val="24"/>
-          <w:szCs w:val="24"/>
-          <w:lang w:val="ru-RU"/>
-        </w:rPr>
-      </w:pPr>
-    </w:p>
-    <w:p>
-      <w:pPr>
-        <w:pStyle w:val="a0"/>
-        <w:numPr>
-          <w:ilvl w:val="0"/>
-          <w:numId w:val="0"/>
-        </w:numPr>
-        <w:spacing w:after="0"/>
-        <w:ind w:left="360" w:hanging="360"/>
-        <w:rPr>
-          <w:sz w:val="24"/>
-          <w:szCs w:val="24"/>
-          <w:lang w:val="ru-RU"/>
-        </w:rPr>
-      </w:pPr>
-    </w:p>
-    <w:p>
-      <w:pPr>
-        <w:pStyle w:val="a0"/>
-        <w:numPr>
-          <w:ilvl w:val="0"/>
-          <w:numId w:val="0"/>
-        </w:numPr>
-        <w:spacing w:after="0"/>
-        <w:ind w:left="360" w:hanging="360"/>
-        <w:rPr>
-          <w:sz w:val="24"/>
-          <w:szCs w:val="24"/>
-          <w:lang w:val="ru-RU"/>
-        </w:rPr>
-      </w:pPr>
-    </w:p>
-    <w:p>
-      <w:pPr>
-        <w:pStyle w:val="a0"/>
-        <w:numPr>
-          <w:ilvl w:val="0"/>
-          <w:numId w:val="0"/>
-        </w:numPr>
-        <w:spacing w:after="0"/>
-        <w:ind w:left="360" w:hanging="360"/>
-        <w:rPr>
-          <w:sz w:val="24"/>
-          <w:szCs w:val="24"/>
-          <w:lang w:val="ru-RU"/>
-        </w:rPr>
-      </w:pPr>
-    </w:p>
-    <w:p>
-      <w:pPr>
-        <w:pStyle w:val="a0"/>
-        <w:numPr>
-          <w:ilvl w:val="0"/>
-          <w:numId w:val="0"/>
-        </w:numPr>
-        <w:spacing w:after="0"/>
-        <w:ind w:left="360" w:hanging="360"/>
-        <w:rPr>
-          <w:sz w:val="24"/>
-          <w:szCs w:val="24"/>
-          <w:lang w:val="ru-RU"/>
-        </w:rPr>
-      </w:pPr>
-    </w:p>
-    <w:p>
-      <w:pPr>
-        <w:pStyle w:val="a0"/>
-        <w:numPr>
-          <w:ilvl w:val="0"/>
-          <w:numId w:val="0"/>
-        </w:numPr>
-        <w:spacing w:after="0"/>
-        <w:ind w:left="360" w:hanging="360"/>
-        <w:rPr>
-          <w:sz w:val="24"/>
-          <w:szCs w:val="24"/>
-          <w:lang w:val="ru-RU"/>
-        </w:rPr>
-      </w:pPr>
-    </w:p>
-    <w:p>
-      <w:pPr>
-        <w:pStyle w:val="a0"/>
-        <w:numPr>
-          <w:ilvl w:val="0"/>
-          <w:numId w:val="0"/>
-        </w:numPr>
-        <w:spacing w:after="0"/>
-        <w:ind w:left="360" w:hanging="360"/>
-        <w:rPr>
-          <w:sz w:val="24"/>
-          <w:szCs w:val="24"/>
-          <w:lang w:val="ru-RU"/>
-        </w:rPr>
-      </w:pPr>
-    </w:p>
-    <w:p>
-      <w:pPr>
-        <w:pStyle w:val="a0"/>
-        <w:numPr>
-          <w:ilvl w:val="0"/>
-          <w:numId w:val="0"/>
-        </w:numPr>
-        <w:spacing w:after="0"/>
-        <w:ind w:left="360" w:hanging="360"/>
-        <w:rPr>
-          <w:sz w:val="24"/>
-          <w:szCs w:val="24"/>
-          <w:lang w:val="ru-RU"/>
-        </w:rPr>
-      </w:pPr>
-    </w:p>
-    <w:p>
-      <w:pPr>
-        <w:pStyle w:val="a0"/>
-        <w:numPr>
-          <w:ilvl w:val="0"/>
-          <w:numId w:val="0"/>
-        </w:numPr>
-        <w:spacing w:after="0"/>
-        <w:ind w:left="360" w:hanging="360"/>
-        <w:rPr>
-          <w:sz w:val="24"/>
-          <w:szCs w:val="24"/>
-          <w:lang w:val="ru-RU"/>
-        </w:rPr>
-      </w:pPr>
-    </w:p>
-    <w:p>
-      <w:pPr>
-        <w:pStyle w:val="a0"/>
-        <w:numPr>
-          <w:ilvl w:val="0"/>
-          <w:numId w:val="0"/>
-        </w:numPr>
-        <w:spacing w:after="0"/>
-        <w:ind w:left="360" w:hanging="360"/>
-        <w:rPr>
-          <w:sz w:val="24"/>
-          <w:szCs w:val="24"/>
-          <w:lang w:val="ru-RU"/>
-        </w:rPr>
-      </w:pPr>
-    </w:p>
-    <w:p>
-      <w:pPr>
-        <w:spacing w:after="0"/>
-        <w:rPr>
-          <w:sz w:val="24"/>
-          <w:szCs w:val="24"/>
-          <w:lang w:val="ru-RU"/>
-        </w:rPr>
-      </w:pPr>
-      <w:r>
-        <w:rPr>
-          <w:sz w:val="24"/>
-          <w:szCs w:val="24"/>
-          <w:lang w:val="ru-RU"/>
-        </w:rPr>
-        <w:br/>
-      </w:r>
-    </w:p>
-    <w:p>
-      <w:pPr>
-        <w:spacing w:after="0"/>
-        <w:rPr>
-          <w:b/>
-          <w:sz w:val="24"/>
-          <w:szCs w:val="24"/>
-          <w:lang w:val="ru-RU"/>
-        </w:rPr>
-      </w:pPr>
-    </w:p>
-    <w:p>
-      <w:pPr>
-        <w:spacing w:after="0"/>
-        <w:rPr>
-          <w:b/>
-          <w:sz w:val="24"/>
-          <w:szCs w:val="24"/>
-          <w:lang w:val="ru-RU"/>
-        </w:rPr>
-      </w:pPr>
-      <w:r>
-        <w:rPr>
-          <w:b/>
-          <w:sz w:val="24"/>
-          <w:szCs w:val="24"/>
-          <w:lang w:val="ru-RU"/>
-        </w:rPr>
-        <w:lastRenderedPageBreak/>
         <w:t>Подсчет результатов:</w:t>
       </w:r>
     </w:p>
@@ -3226,6 +1413,7 @@
           <w:szCs w:val="24"/>
           <w:lang w:val="ru-RU"/>
         </w:rPr>
+        <w:lastRenderedPageBreak/>
         <w:t>Необходимо сложить все полученные числа. Возможный диапазон общего балла составляет от 0 до 63.</w:t>
       </w:r>
     </w:p>
@@ -3382,7 +1570,7 @@
     <w:lvl w:ilvl="0">
       <w:start w:val="1"/>
       <w:numFmt w:val="decimal"/>
-      <w:pStyle w:val="3"/>
+      <w:pStyle w:val="ListNumber3"/>
       <w:lvlText w:val="%1."/>
       <w:lvlJc w:val="left"/>
       <w:pPr>
@@ -3400,7 +1588,7 @@
     <w:lvl w:ilvl="0">
       <w:start w:val="1"/>
       <w:numFmt w:val="decimal"/>
-      <w:pStyle w:val="2"/>
+      <w:pStyle w:val="ListNumber2"/>
       <w:lvlText w:val="%1."/>
       <w:lvlJc w:val="left"/>
       <w:pPr>
@@ -3438,7 +1626,7 @@
     <w:lvl w:ilvl="0">
       <w:start w:val="1"/>
       <w:numFmt w:val="bullet"/>
-      <w:pStyle w:val="30"/>
+      <w:pStyle w:val="ListBullet3"/>
       <w:lvlText w:val=""/>
       <w:lvlJc w:val="left"/>
       <w:pPr>
@@ -3459,7 +1647,7 @@
     <w:lvl w:ilvl="0">
       <w:start w:val="1"/>
       <w:numFmt w:val="bullet"/>
-      <w:pStyle w:val="20"/>
+      <w:pStyle w:val="ListBullet2"/>
       <w:lvlText w:val=""/>
       <w:lvlJc w:val="left"/>
       <w:pPr>
@@ -3480,7 +1668,7 @@
     <w:lvl w:ilvl="0">
       <w:start w:val="1"/>
       <w:numFmt w:val="decimal"/>
-      <w:pStyle w:val="a"/>
+      <w:pStyle w:val="ListNumber"/>
       <w:lvlText w:val="%1."/>
       <w:lvlJc w:val="left"/>
       <w:pPr>
@@ -3498,7 +1686,7 @@
     <w:lvl w:ilvl="0">
       <w:start w:val="1"/>
       <w:numFmt w:val="bullet"/>
-      <w:pStyle w:val="a0"/>
+      <w:pStyle w:val="ListBullet"/>
       <w:lvlText w:val=""/>
       <w:lvlJc w:val="left"/>
       <w:pPr>
@@ -4080,16 +2268,16 @@
     <w:lsdException w:name="Unresolved Mention" w:semiHidden="1" w:unhideWhenUsed="1"/>
     <w:lsdException w:name="Smart Link" w:semiHidden="1" w:unhideWhenUsed="1"/>
   </w:latentStyles>
-  <w:style w:type="paragraph" w:default="1" w:styleId="a1">
+  <w:style w:type="paragraph" w:default="1" w:styleId="Normal">
     <w:name w:val="Normal"/>
     <w:qFormat/>
     <w:rsid w:val="00FC693F"/>
   </w:style>
-  <w:style w:type="paragraph" w:styleId="1">
+  <w:style w:type="paragraph" w:styleId="Heading1">
     <w:name w:val="heading 1"/>
-    <w:basedOn w:val="a1"/>
-    <w:next w:val="a1"/>
-    <w:link w:val="10"/>
+    <w:basedOn w:val="Normal"/>
+    <w:next w:val="Normal"/>
+    <w:link w:val="Heading1Char"/>
     <w:uiPriority w:val="9"/>
     <w:qFormat/>
     <w:rsid w:val="00FC693F"/>
@@ -4108,11 +2296,11 @@
       <w:szCs w:val="28"/>
     </w:rPr>
   </w:style>
-  <w:style w:type="paragraph" w:styleId="21">
+  <w:style w:type="paragraph" w:styleId="Heading2">
     <w:name w:val="heading 2"/>
-    <w:basedOn w:val="a1"/>
-    <w:next w:val="a1"/>
-    <w:link w:val="22"/>
+    <w:basedOn w:val="Normal"/>
+    <w:next w:val="Normal"/>
+    <w:link w:val="Heading2Char"/>
     <w:uiPriority w:val="9"/>
     <w:unhideWhenUsed/>
     <w:qFormat/>
@@ -4132,11 +2320,11 @@
       <w:szCs w:val="26"/>
     </w:rPr>
   </w:style>
-  <w:style w:type="paragraph" w:styleId="31">
+  <w:style w:type="paragraph" w:styleId="Heading3">
     <w:name w:val="heading 3"/>
-    <w:basedOn w:val="a1"/>
-    <w:next w:val="a1"/>
-    <w:link w:val="32"/>
+    <w:basedOn w:val="Normal"/>
+    <w:next w:val="Normal"/>
+    <w:link w:val="Heading3Char"/>
     <w:uiPriority w:val="9"/>
     <w:unhideWhenUsed/>
     <w:qFormat/>
@@ -4154,11 +2342,11 @@
       <w:color w:val="4F81BD" w:themeColor="accent1"/>
     </w:rPr>
   </w:style>
-  <w:style w:type="paragraph" w:styleId="4">
+  <w:style w:type="paragraph" w:styleId="Heading4">
     <w:name w:val="heading 4"/>
-    <w:basedOn w:val="a1"/>
-    <w:next w:val="a1"/>
-    <w:link w:val="40"/>
+    <w:basedOn w:val="Normal"/>
+    <w:next w:val="Normal"/>
+    <w:link w:val="Heading4Char"/>
     <w:uiPriority w:val="9"/>
     <w:semiHidden/>
     <w:unhideWhenUsed/>
@@ -4179,11 +2367,11 @@
       <w:color w:val="4F81BD" w:themeColor="accent1"/>
     </w:rPr>
   </w:style>
-  <w:style w:type="paragraph" w:styleId="5">
+  <w:style w:type="paragraph" w:styleId="Heading5">
     <w:name w:val="heading 5"/>
-    <w:basedOn w:val="a1"/>
-    <w:next w:val="a1"/>
-    <w:link w:val="50"/>
+    <w:basedOn w:val="Normal"/>
+    <w:next w:val="Normal"/>
+    <w:link w:val="Heading5Char"/>
     <w:uiPriority w:val="9"/>
     <w:semiHidden/>
     <w:unhideWhenUsed/>
@@ -4200,11 +2388,11 @@
       <w:color w:val="243F60" w:themeColor="accent1" w:themeShade="7F"/>
     </w:rPr>
   </w:style>
-  <w:style w:type="paragraph" w:styleId="6">
+  <w:style w:type="paragraph" w:styleId="Heading6">
     <w:name w:val="heading 6"/>
-    <w:basedOn w:val="a1"/>
-    <w:next w:val="a1"/>
-    <w:link w:val="60"/>
+    <w:basedOn w:val="Normal"/>
+    <w:next w:val="Normal"/>
+    <w:link w:val="Heading6Char"/>
     <w:uiPriority w:val="9"/>
     <w:semiHidden/>
     <w:unhideWhenUsed/>
@@ -4223,11 +2411,11 @@
       <w:color w:val="243F60" w:themeColor="accent1" w:themeShade="7F"/>
     </w:rPr>
   </w:style>
-  <w:style w:type="paragraph" w:styleId="7">
+  <w:style w:type="paragraph" w:styleId="Heading7">
     <w:name w:val="heading 7"/>
-    <w:basedOn w:val="a1"/>
-    <w:next w:val="a1"/>
-    <w:link w:val="70"/>
+    <w:basedOn w:val="Normal"/>
+    <w:next w:val="Normal"/>
+    <w:link w:val="Heading7Char"/>
     <w:uiPriority w:val="9"/>
     <w:semiHidden/>
     <w:unhideWhenUsed/>
@@ -4246,11 +2434,11 @@
       <w:color w:val="404040" w:themeColor="text1" w:themeTint="BF"/>
     </w:rPr>
   </w:style>
-  <w:style w:type="paragraph" w:styleId="8">
+  <w:style w:type="paragraph" w:styleId="Heading8">
     <w:name w:val="heading 8"/>
-    <w:basedOn w:val="a1"/>
-    <w:next w:val="a1"/>
-    <w:link w:val="80"/>
+    <w:basedOn w:val="Normal"/>
+    <w:next w:val="Normal"/>
+    <w:link w:val="Heading8Char"/>
     <w:uiPriority w:val="9"/>
     <w:semiHidden/>
     <w:unhideWhenUsed/>
@@ -4269,11 +2457,11 @@
       <w:szCs w:val="20"/>
     </w:rPr>
   </w:style>
-  <w:style w:type="paragraph" w:styleId="9">
+  <w:style w:type="paragraph" w:styleId="Heading9">
     <w:name w:val="heading 9"/>
-    <w:basedOn w:val="a1"/>
-    <w:next w:val="a1"/>
-    <w:link w:val="90"/>
+    <w:basedOn w:val="Normal"/>
+    <w:next w:val="Normal"/>
+    <w:link w:val="Heading9Char"/>
     <w:uiPriority w:val="9"/>
     <w:semiHidden/>
     <w:unhideWhenUsed/>
@@ -4294,13 +2482,13 @@
       <w:szCs w:val="20"/>
     </w:rPr>
   </w:style>
-  <w:style w:type="character" w:default="1" w:styleId="a2">
+  <w:style w:type="character" w:default="1" w:styleId="DefaultParagraphFont">
     <w:name w:val="Default Paragraph Font"/>
     <w:uiPriority w:val="1"/>
     <w:semiHidden/>
     <w:unhideWhenUsed/>
   </w:style>
-  <w:style w:type="table" w:default="1" w:styleId="a3">
+  <w:style w:type="table" w:default="1" w:styleId="TableNormal">
     <w:name w:val="Normal Table"/>
     <w:uiPriority w:val="99"/>
     <w:semiHidden/>
@@ -4315,16 +2503,16 @@
       </w:tblCellMar>
     </w:tblPr>
   </w:style>
-  <w:style w:type="numbering" w:default="1" w:styleId="a4">
+  <w:style w:type="numbering" w:default="1" w:styleId="NoList">
     <w:name w:val="No List"/>
     <w:uiPriority w:val="99"/>
     <w:semiHidden/>
     <w:unhideWhenUsed/>
   </w:style>
-  <w:style w:type="paragraph" w:styleId="a5">
+  <w:style w:type="paragraph" w:styleId="Header">
     <w:name w:val="header"/>
-    <w:basedOn w:val="a1"/>
-    <w:link w:val="a6"/>
+    <w:basedOn w:val="Normal"/>
+    <w:link w:val="HeaderChar"/>
     <w:uiPriority w:val="99"/>
     <w:unhideWhenUsed/>
     <w:rsid w:val="00E618BF"/>
@@ -4336,17 +2524,17 @@
       <w:spacing w:after="0" w:line="240" w:lineRule="auto"/>
     </w:pPr>
   </w:style>
-  <w:style w:type="character" w:customStyle="1" w:styleId="a6">
-    <w:name w:val="Верхний колонтитул Знак"/>
-    <w:basedOn w:val="a2"/>
-    <w:link w:val="a5"/>
+  <w:style w:type="character" w:customStyle="1" w:styleId="HeaderChar">
+    <w:name w:val="Header Char"/>
+    <w:basedOn w:val="DefaultParagraphFont"/>
+    <w:link w:val="Header"/>
     <w:uiPriority w:val="99"/>
     <w:rsid w:val="00E618BF"/>
   </w:style>
-  <w:style w:type="paragraph" w:styleId="a7">
+  <w:style w:type="paragraph" w:styleId="Footer">
     <w:name w:val="footer"/>
-    <w:basedOn w:val="a1"/>
-    <w:link w:val="a8"/>
+    <w:basedOn w:val="Normal"/>
+    <w:link w:val="FooterChar"/>
     <w:uiPriority w:val="99"/>
     <w:unhideWhenUsed/>
     <w:rsid w:val="00E618BF"/>
@@ -4358,14 +2546,14 @@
       <w:spacing w:after="0" w:line="240" w:lineRule="auto"/>
     </w:pPr>
   </w:style>
-  <w:style w:type="character" w:customStyle="1" w:styleId="a8">
-    <w:name w:val="Нижний колонтитул Знак"/>
-    <w:basedOn w:val="a2"/>
-    <w:link w:val="a7"/>
+  <w:style w:type="character" w:customStyle="1" w:styleId="FooterChar">
+    <w:name w:val="Footer Char"/>
+    <w:basedOn w:val="DefaultParagraphFont"/>
+    <w:link w:val="Footer"/>
     <w:uiPriority w:val="99"/>
     <w:rsid w:val="00E618BF"/>
   </w:style>
-  <w:style w:type="paragraph" w:styleId="a9">
+  <w:style w:type="paragraph" w:styleId="NoSpacing">
     <w:name w:val="No Spacing"/>
     <w:uiPriority w:val="1"/>
     <w:qFormat/>
@@ -4374,10 +2562,10 @@
       <w:spacing w:after="0" w:line="240" w:lineRule="auto"/>
     </w:pPr>
   </w:style>
-  <w:style w:type="character" w:customStyle="1" w:styleId="10">
-    <w:name w:val="Заголовок 1 Знак"/>
-    <w:basedOn w:val="a2"/>
-    <w:link w:val="1"/>
+  <w:style w:type="character" w:customStyle="1" w:styleId="Heading1Char">
+    <w:name w:val="Heading 1 Char"/>
+    <w:basedOn w:val="DefaultParagraphFont"/>
+    <w:link w:val="Heading1"/>
     <w:uiPriority w:val="9"/>
     <w:rsid w:val="00FC693F"/>
     <w:rPr>
@@ -4389,10 +2577,10 @@
       <w:szCs w:val="28"/>
     </w:rPr>
   </w:style>
-  <w:style w:type="character" w:customStyle="1" w:styleId="22">
-    <w:name w:val="Заголовок 2 Знак"/>
-    <w:basedOn w:val="a2"/>
-    <w:link w:val="21"/>
+  <w:style w:type="character" w:customStyle="1" w:styleId="Heading2Char">
+    <w:name w:val="Heading 2 Char"/>
+    <w:basedOn w:val="DefaultParagraphFont"/>
+    <w:link w:val="Heading2"/>
     <w:uiPriority w:val="9"/>
     <w:rsid w:val="00FC693F"/>
     <w:rPr>
@@ -4404,10 +2592,10 @@
       <w:szCs w:val="26"/>
     </w:rPr>
   </w:style>
-  <w:style w:type="character" w:customStyle="1" w:styleId="32">
-    <w:name w:val="Заголовок 3 Знак"/>
-    <w:basedOn w:val="a2"/>
-    <w:link w:val="31"/>
+  <w:style w:type="character" w:customStyle="1" w:styleId="Heading3Char">
+    <w:name w:val="Heading 3 Char"/>
+    <w:basedOn w:val="DefaultParagraphFont"/>
+    <w:link w:val="Heading3"/>
     <w:uiPriority w:val="9"/>
     <w:rsid w:val="00FC693F"/>
     <w:rPr>
@@ -4417,11 +2605,11 @@
       <w:color w:val="4F81BD" w:themeColor="accent1"/>
     </w:rPr>
   </w:style>
-  <w:style w:type="paragraph" w:styleId="aa">
+  <w:style w:type="paragraph" w:styleId="Title">
     <w:name w:val="Title"/>
-    <w:basedOn w:val="a1"/>
-    <w:next w:val="a1"/>
-    <w:link w:val="ab"/>
+    <w:basedOn w:val="Normal"/>
+    <w:next w:val="Normal"/>
+    <w:link w:val="TitleChar"/>
     <w:uiPriority w:val="10"/>
     <w:qFormat/>
     <w:rsid w:val="00FC693F"/>
@@ -4441,10 +2629,10 @@
       <w:szCs w:val="52"/>
     </w:rPr>
   </w:style>
-  <w:style w:type="character" w:customStyle="1" w:styleId="ab">
-    <w:name w:val="Заголовок Знак"/>
-    <w:basedOn w:val="a2"/>
-    <w:link w:val="aa"/>
+  <w:style w:type="character" w:customStyle="1" w:styleId="TitleChar">
+    <w:name w:val="Title Char"/>
+    <w:basedOn w:val="DefaultParagraphFont"/>
+    <w:link w:val="Title"/>
     <w:uiPriority w:val="10"/>
     <w:rsid w:val="00FC693F"/>
     <w:rPr>
@@ -4456,11 +2644,11 @@
       <w:szCs w:val="52"/>
     </w:rPr>
   </w:style>
-  <w:style w:type="paragraph" w:styleId="ac">
+  <w:style w:type="paragraph" w:styleId="Subtitle">
     <w:name w:val="Subtitle"/>
-    <w:basedOn w:val="a1"/>
-    <w:next w:val="a1"/>
-    <w:link w:val="ad"/>
+    <w:basedOn w:val="Normal"/>
+    <w:next w:val="Normal"/>
+    <w:link w:val="SubtitleChar"/>
     <w:uiPriority w:val="11"/>
     <w:qFormat/>
     <w:rsid w:val="00FC693F"/>
@@ -4479,10 +2667,10 @@
       <w:szCs w:val="24"/>
     </w:rPr>
   </w:style>
-  <w:style w:type="character" w:customStyle="1" w:styleId="ad">
-    <w:name w:val="Подзаголовок Знак"/>
-    <w:basedOn w:val="a2"/>
-    <w:link w:val="ac"/>
+  <w:style w:type="character" w:customStyle="1" w:styleId="SubtitleChar">
+    <w:name w:val="Subtitle Char"/>
+    <w:basedOn w:val="DefaultParagraphFont"/>
+    <w:link w:val="Subtitle"/>
     <w:uiPriority w:val="11"/>
     <w:rsid w:val="00FC693F"/>
     <w:rPr>
@@ -4495,9 +2683,9 @@
       <w:szCs w:val="24"/>
     </w:rPr>
   </w:style>
-  <w:style w:type="paragraph" w:styleId="ae">
+  <w:style w:type="paragraph" w:styleId="ListParagraph">
     <w:name w:val="List Paragraph"/>
-    <w:basedOn w:val="a1"/>
+    <w:basedOn w:val="Normal"/>
     <w:uiPriority w:val="34"/>
     <w:qFormat/>
     <w:rsid w:val="00FC693F"/>
@@ -4506,10 +2694,10 @@
       <w:contextualSpacing/>
     </w:pPr>
   </w:style>
-  <w:style w:type="paragraph" w:styleId="af">
+  <w:style w:type="paragraph" w:styleId="BodyText">
     <w:name w:val="Body Text"/>
-    <w:basedOn w:val="a1"/>
-    <w:link w:val="af0"/>
+    <w:basedOn w:val="Normal"/>
+    <w:link w:val="BodyTextChar"/>
     <w:uiPriority w:val="99"/>
     <w:unhideWhenUsed/>
     <w:rsid w:val="00AA1D8D"/>
@@ -4517,17 +2705,17 @@
       <w:spacing w:after="120"/>
     </w:pPr>
   </w:style>
-  <w:style w:type="character" w:customStyle="1" w:styleId="af0">
-    <w:name w:val="Основной текст Знак"/>
-    <w:basedOn w:val="a2"/>
-    <w:link w:val="af"/>
+  <w:style w:type="character" w:customStyle="1" w:styleId="BodyTextChar">
+    <w:name w:val="Body Text Char"/>
+    <w:basedOn w:val="DefaultParagraphFont"/>
+    <w:link w:val="BodyText"/>
     <w:uiPriority w:val="99"/>
     <w:rsid w:val="00AA1D8D"/>
   </w:style>
-  <w:style w:type="paragraph" w:styleId="23">
+  <w:style w:type="paragraph" w:styleId="BodyText2">
     <w:name w:val="Body Text 2"/>
-    <w:basedOn w:val="a1"/>
-    <w:link w:val="24"/>
+    <w:basedOn w:val="Normal"/>
+    <w:link w:val="BodyText2Char"/>
     <w:uiPriority w:val="99"/>
     <w:unhideWhenUsed/>
     <w:rsid w:val="00AA1D8D"/>
@@ -4535,17 +2723,17 @@
       <w:spacing w:after="120" w:line="480" w:lineRule="auto"/>
     </w:pPr>
   </w:style>
-  <w:style w:type="character" w:customStyle="1" w:styleId="24">
-    <w:name w:val="Основной текст 2 Знак"/>
-    <w:basedOn w:val="a2"/>
-    <w:link w:val="23"/>
+  <w:style w:type="character" w:customStyle="1" w:styleId="BodyText2Char">
+    <w:name w:val="Body Text 2 Char"/>
+    <w:basedOn w:val="DefaultParagraphFont"/>
+    <w:link w:val="BodyText2"/>
     <w:uiPriority w:val="99"/>
     <w:rsid w:val="00AA1D8D"/>
   </w:style>
-  <w:style w:type="paragraph" w:styleId="33">
+  <w:style w:type="paragraph" w:styleId="BodyText3">
     <w:name w:val="Body Text 3"/>
-    <w:basedOn w:val="a1"/>
-    <w:link w:val="34"/>
+    <w:basedOn w:val="Normal"/>
+    <w:link w:val="BodyText3Char"/>
     <w:uiPriority w:val="99"/>
     <w:unhideWhenUsed/>
     <w:rsid w:val="00AA1D8D"/>
@@ -4557,10 +2745,10 @@
       <w:szCs w:val="16"/>
     </w:rPr>
   </w:style>
-  <w:style w:type="character" w:customStyle="1" w:styleId="34">
-    <w:name w:val="Основной текст 3 Знак"/>
-    <w:basedOn w:val="a2"/>
-    <w:link w:val="33"/>
+  <w:style w:type="character" w:customStyle="1" w:styleId="BodyText3Char">
+    <w:name w:val="Body Text 3 Char"/>
+    <w:basedOn w:val="DefaultParagraphFont"/>
+    <w:link w:val="BodyText3"/>
     <w:uiPriority w:val="99"/>
     <w:rsid w:val="00AA1D8D"/>
     <w:rPr>
@@ -4568,9 +2756,9 @@
       <w:szCs w:val="16"/>
     </w:rPr>
   </w:style>
-  <w:style w:type="paragraph" w:styleId="af1">
+  <w:style w:type="paragraph" w:styleId="List">
     <w:name w:val="List"/>
-    <w:basedOn w:val="a1"/>
+    <w:basedOn w:val="Normal"/>
     <w:uiPriority w:val="99"/>
     <w:unhideWhenUsed/>
     <w:rsid w:val="00AA1D8D"/>
@@ -4579,9 +2767,9 @@
       <w:contextualSpacing/>
     </w:pPr>
   </w:style>
-  <w:style w:type="paragraph" w:styleId="25">
+  <w:style w:type="paragraph" w:styleId="List2">
     <w:name w:val="List 2"/>
-    <w:basedOn w:val="a1"/>
+    <w:basedOn w:val="Normal"/>
     <w:uiPriority w:val="99"/>
     <w:unhideWhenUsed/>
     <w:rsid w:val="00326F90"/>
@@ -4590,9 +2778,9 @@
       <w:contextualSpacing/>
     </w:pPr>
   </w:style>
-  <w:style w:type="paragraph" w:styleId="35">
+  <w:style w:type="paragraph" w:styleId="List3">
     <w:name w:val="List 3"/>
-    <w:basedOn w:val="a1"/>
+    <w:basedOn w:val="Normal"/>
     <w:uiPriority w:val="99"/>
     <w:unhideWhenUsed/>
     <w:rsid w:val="00326F90"/>
@@ -4601,9 +2789,9 @@
       <w:contextualSpacing/>
     </w:pPr>
   </w:style>
-  <w:style w:type="paragraph" w:styleId="a0">
+  <w:style w:type="paragraph" w:styleId="ListBullet">
     <w:name w:val="List Bullet"/>
-    <w:basedOn w:val="a1"/>
+    <w:basedOn w:val="Normal"/>
     <w:uiPriority w:val="99"/>
     <w:unhideWhenUsed/>
     <w:rsid w:val="00326F90"/>
@@ -4614,9 +2802,9 @@
       <w:contextualSpacing/>
     </w:pPr>
   </w:style>
-  <w:style w:type="paragraph" w:styleId="20">
+  <w:style w:type="paragraph" w:styleId="ListBullet2">
     <w:name w:val="List Bullet 2"/>
-    <w:basedOn w:val="a1"/>
+    <w:basedOn w:val="Normal"/>
     <w:uiPriority w:val="99"/>
     <w:unhideWhenUsed/>
     <w:rsid w:val="00326F90"/>
@@ -4627,9 +2815,9 @@
       <w:contextualSpacing/>
     </w:pPr>
   </w:style>
-  <w:style w:type="paragraph" w:styleId="30">
+  <w:style w:type="paragraph" w:styleId="ListBullet3">
     <w:name w:val="List Bullet 3"/>
-    <w:basedOn w:val="a1"/>
+    <w:basedOn w:val="Normal"/>
     <w:uiPriority w:val="99"/>
     <w:unhideWhenUsed/>
     <w:rsid w:val="00326F90"/>
@@ -4640,9 +2828,9 @@
       <w:contextualSpacing/>
     </w:pPr>
   </w:style>
-  <w:style w:type="paragraph" w:styleId="a">
+  <w:style w:type="paragraph" w:styleId="ListNumber">
     <w:name w:val="List Number"/>
-    <w:basedOn w:val="a1"/>
+    <w:basedOn w:val="Normal"/>
     <w:uiPriority w:val="99"/>
     <w:unhideWhenUsed/>
     <w:rsid w:val="00326F90"/>
@@ -4653,9 +2841,9 @@
       <w:contextualSpacing/>
     </w:pPr>
   </w:style>
-  <w:style w:type="paragraph" w:styleId="2">
+  <w:style w:type="paragraph" w:styleId="ListNumber2">
     <w:name w:val="List Number 2"/>
-    <w:basedOn w:val="a1"/>
+    <w:basedOn w:val="Normal"/>
     <w:uiPriority w:val="99"/>
     <w:unhideWhenUsed/>
     <w:rsid w:val="0029639D"/>
@@ -4666,9 +2854,9 @@
       <w:contextualSpacing/>
     </w:pPr>
   </w:style>
-  <w:style w:type="paragraph" w:styleId="3">
+  <w:style w:type="paragraph" w:styleId="ListNumber3">
     <w:name w:val="List Number 3"/>
-    <w:basedOn w:val="a1"/>
+    <w:basedOn w:val="Normal"/>
     <w:uiPriority w:val="99"/>
     <w:unhideWhenUsed/>
     <w:rsid w:val="0029639D"/>
@@ -4679,9 +2867,9 @@
       <w:contextualSpacing/>
     </w:pPr>
   </w:style>
-  <w:style w:type="paragraph" w:styleId="af2">
+  <w:style w:type="paragraph" w:styleId="ListContinue">
     <w:name w:val="List Continue"/>
-    <w:basedOn w:val="a1"/>
+    <w:basedOn w:val="Normal"/>
     <w:uiPriority w:val="99"/>
     <w:unhideWhenUsed/>
     <w:rsid w:val="0029639D"/>
@@ -4691,9 +2879,9 @@
       <w:contextualSpacing/>
     </w:pPr>
   </w:style>
-  <w:style w:type="paragraph" w:styleId="26">
+  <w:style w:type="paragraph" w:styleId="ListContinue2">
     <w:name w:val="List Continue 2"/>
-    <w:basedOn w:val="a1"/>
+    <w:basedOn w:val="Normal"/>
     <w:uiPriority w:val="99"/>
     <w:unhideWhenUsed/>
     <w:rsid w:val="0029639D"/>
@@ -4703,9 +2891,9 @@
       <w:contextualSpacing/>
     </w:pPr>
   </w:style>
-  <w:style w:type="paragraph" w:styleId="36">
+  <w:style w:type="paragraph" w:styleId="ListContinue3">
     <w:name w:val="List Continue 3"/>
-    <w:basedOn w:val="a1"/>
+    <w:basedOn w:val="Normal"/>
     <w:uiPriority w:val="99"/>
     <w:unhideWhenUsed/>
     <w:rsid w:val="0029639D"/>
@@ -4715,9 +2903,9 @@
       <w:contextualSpacing/>
     </w:pPr>
   </w:style>
-  <w:style w:type="paragraph" w:styleId="af3">
+  <w:style w:type="paragraph" w:styleId="MacroText">
     <w:name w:val="macro"/>
-    <w:link w:val="af4"/>
+    <w:link w:val="MacroTextChar"/>
     <w:uiPriority w:val="99"/>
     <w:unhideWhenUsed/>
     <w:rsid w:val="0029639D"/>
@@ -4738,10 +2926,10 @@
       <w:szCs w:val="20"/>
     </w:rPr>
   </w:style>
-  <w:style w:type="character" w:customStyle="1" w:styleId="af4">
-    <w:name w:val="Текст макроса Знак"/>
-    <w:basedOn w:val="a2"/>
-    <w:link w:val="af3"/>
+  <w:style w:type="character" w:customStyle="1" w:styleId="MacroTextChar">
+    <w:name w:val="Macro Text Char"/>
+    <w:basedOn w:val="DefaultParagraphFont"/>
+    <w:link w:val="MacroText"/>
     <w:uiPriority w:val="99"/>
     <w:rsid w:val="0029639D"/>
     <w:rPr>
@@ -4750,11 +2938,11 @@
       <w:szCs w:val="20"/>
     </w:rPr>
   </w:style>
-  <w:style w:type="paragraph" w:styleId="27">
+  <w:style w:type="paragraph" w:styleId="Quote">
     <w:name w:val="Quote"/>
-    <w:basedOn w:val="a1"/>
-    <w:next w:val="a1"/>
-    <w:link w:val="28"/>
+    <w:basedOn w:val="Normal"/>
+    <w:next w:val="Normal"/>
+    <w:link w:val="QuoteChar"/>
     <w:uiPriority w:val="29"/>
     <w:qFormat/>
     <w:rsid w:val="00FC693F"/>
@@ -4764,10 +2952,10 @@
       <w:color w:val="000000" w:themeColor="text1"/>
     </w:rPr>
   </w:style>
-  <w:style w:type="character" w:customStyle="1" w:styleId="28">
-    <w:name w:val="Цитата 2 Знак"/>
-    <w:basedOn w:val="a2"/>
-    <w:link w:val="27"/>
+  <w:style w:type="character" w:customStyle="1" w:styleId="QuoteChar">
+    <w:name w:val="Quote Char"/>
+    <w:basedOn w:val="DefaultParagraphFont"/>
+    <w:link w:val="Quote"/>
     <w:uiPriority w:val="29"/>
     <w:rsid w:val="00FC693F"/>
     <w:rPr>
@@ -4776,10 +2964,10 @@
       <w:color w:val="000000" w:themeColor="text1"/>
     </w:rPr>
   </w:style>
-  <w:style w:type="character" w:customStyle="1" w:styleId="40">
-    <w:name w:val="Заголовок 4 Знак"/>
-    <w:basedOn w:val="a2"/>
-    <w:link w:val="4"/>
+  <w:style w:type="character" w:customStyle="1" w:styleId="Heading4Char">
+    <w:name w:val="Heading 4 Char"/>
+    <w:basedOn w:val="DefaultParagraphFont"/>
+    <w:link w:val="Heading4"/>
     <w:uiPriority w:val="9"/>
     <w:semiHidden/>
     <w:rsid w:val="00FC693F"/>
@@ -4792,10 +2980,10 @@
       <w:color w:val="4F81BD" w:themeColor="accent1"/>
     </w:rPr>
   </w:style>
-  <w:style w:type="character" w:customStyle="1" w:styleId="50">
-    <w:name w:val="Заголовок 5 Знак"/>
-    <w:basedOn w:val="a2"/>
-    <w:link w:val="5"/>
+  <w:style w:type="character" w:customStyle="1" w:styleId="Heading5Char">
+    <w:name w:val="Heading 5 Char"/>
+    <w:basedOn w:val="DefaultParagraphFont"/>
+    <w:link w:val="Heading5"/>
     <w:uiPriority w:val="9"/>
     <w:semiHidden/>
     <w:rsid w:val="00FC693F"/>
@@ -4804,10 +2992,10 @@
       <w:color w:val="243F60" w:themeColor="accent1" w:themeShade="7F"/>
     </w:rPr>
   </w:style>
-  <w:style w:type="character" w:customStyle="1" w:styleId="60">
-    <w:name w:val="Заголовок 6 Знак"/>
-    <w:basedOn w:val="a2"/>
-    <w:link w:val="6"/>
+  <w:style w:type="character" w:customStyle="1" w:styleId="Heading6Char">
+    <w:name w:val="Heading 6 Char"/>
+    <w:basedOn w:val="DefaultParagraphFont"/>
+    <w:link w:val="Heading6"/>
     <w:uiPriority w:val="9"/>
     <w:semiHidden/>
     <w:rsid w:val="00FC693F"/>
@@ -4818,10 +3006,10 @@
       <w:color w:val="243F60" w:themeColor="accent1" w:themeShade="7F"/>
     </w:rPr>
   </w:style>
-  <w:style w:type="character" w:customStyle="1" w:styleId="70">
-    <w:name w:val="Заголовок 7 Знак"/>
-    <w:basedOn w:val="a2"/>
-    <w:link w:val="7"/>
+  <w:style w:type="character" w:customStyle="1" w:styleId="Heading7Char">
+    <w:name w:val="Heading 7 Char"/>
+    <w:basedOn w:val="DefaultParagraphFont"/>
+    <w:link w:val="Heading7"/>
     <w:uiPriority w:val="9"/>
     <w:semiHidden/>
     <w:rsid w:val="00FC693F"/>
@@ -4832,10 +3020,10 @@
       <w:color w:val="404040" w:themeColor="text1" w:themeTint="BF"/>
     </w:rPr>
   </w:style>
-  <w:style w:type="character" w:customStyle="1" w:styleId="80">
-    <w:name w:val="Заголовок 8 Знак"/>
-    <w:basedOn w:val="a2"/>
-    <w:link w:val="8"/>
+  <w:style w:type="character" w:customStyle="1" w:styleId="Heading8Char">
+    <w:name w:val="Heading 8 Char"/>
+    <w:basedOn w:val="DefaultParagraphFont"/>
+    <w:link w:val="Heading8"/>
     <w:uiPriority w:val="9"/>
     <w:semiHidden/>
     <w:rsid w:val="00FC693F"/>
@@ -4846,10 +3034,10 @@
       <w:szCs w:val="20"/>
     </w:rPr>
   </w:style>
-  <w:style w:type="character" w:customStyle="1" w:styleId="90">
-    <w:name w:val="Заголовок 9 Знак"/>
-    <w:basedOn w:val="a2"/>
-    <w:link w:val="9"/>
+  <w:style w:type="character" w:customStyle="1" w:styleId="Heading9Char">
+    <w:name w:val="Heading 9 Char"/>
+    <w:basedOn w:val="DefaultParagraphFont"/>
+    <w:link w:val="Heading9"/>
     <w:uiPriority w:val="9"/>
     <w:semiHidden/>
     <w:rsid w:val="00FC693F"/>
@@ -4862,10 +3050,10 @@
       <w:szCs w:val="20"/>
     </w:rPr>
   </w:style>
-  <w:style w:type="paragraph" w:styleId="af5">
+  <w:style w:type="paragraph" w:styleId="Caption">
     <w:name w:val="caption"/>
-    <w:basedOn w:val="a1"/>
-    <w:next w:val="a1"/>
+    <w:basedOn w:val="Normal"/>
+    <w:next w:val="Normal"/>
     <w:uiPriority w:val="35"/>
     <w:semiHidden/>
     <w:unhideWhenUsed/>
@@ -4882,9 +3070,9 @@
       <w:szCs w:val="18"/>
     </w:rPr>
   </w:style>
-  <w:style w:type="character" w:styleId="af6">
+  <w:style w:type="character" w:styleId="Strong">
     <w:name w:val="Strong"/>
-    <w:basedOn w:val="a2"/>
+    <w:basedOn w:val="DefaultParagraphFont"/>
     <w:uiPriority w:val="22"/>
     <w:qFormat/>
     <w:rsid w:val="00FC693F"/>
@@ -4893,9 +3081,9 @@
       <w:bCs/>
     </w:rPr>
   </w:style>
-  <w:style w:type="character" w:styleId="af7">
+  <w:style w:type="character" w:styleId="Emphasis">
     <w:name w:val="Emphasis"/>
-    <w:basedOn w:val="a2"/>
+    <w:basedOn w:val="DefaultParagraphFont"/>
     <w:uiPriority w:val="20"/>
     <w:qFormat/>
     <w:rsid w:val="00FC693F"/>
@@ -4904,11 +3092,11 @@
       <w:iCs/>
     </w:rPr>
   </w:style>
-  <w:style w:type="paragraph" w:styleId="af8">
+  <w:style w:type="paragraph" w:styleId="IntenseQuote">
     <w:name w:val="Intense Quote"/>
-    <w:basedOn w:val="a1"/>
-    <w:next w:val="a1"/>
-    <w:link w:val="af9"/>
+    <w:basedOn w:val="Normal"/>
+    <w:next w:val="Normal"/>
+    <w:link w:val="IntenseQuoteChar"/>
     <w:uiPriority w:val="30"/>
     <w:qFormat/>
     <w:rsid w:val="00FC693F"/>
@@ -4927,10 +3115,10 @@
       <w:color w:val="4F81BD" w:themeColor="accent1"/>
     </w:rPr>
   </w:style>
-  <w:style w:type="character" w:customStyle="1" w:styleId="af9">
-    <w:name w:val="Выделенная цитата Знак"/>
-    <w:basedOn w:val="a2"/>
-    <w:link w:val="af8"/>
+  <w:style w:type="character" w:customStyle="1" w:styleId="IntenseQuoteChar">
+    <w:name w:val="Intense Quote Char"/>
+    <w:basedOn w:val="DefaultParagraphFont"/>
+    <w:link w:val="IntenseQuote"/>
     <w:uiPriority w:val="30"/>
     <w:rsid w:val="00FC693F"/>
     <w:rPr>
@@ -4941,9 +3129,9 @@
       <w:color w:val="4F81BD" w:themeColor="accent1"/>
     </w:rPr>
   </w:style>
-  <w:style w:type="character" w:styleId="afa">
+  <w:style w:type="character" w:styleId="SubtleEmphasis">
     <w:name w:val="Subtle Emphasis"/>
-    <w:basedOn w:val="a2"/>
+    <w:basedOn w:val="DefaultParagraphFont"/>
     <w:uiPriority w:val="19"/>
     <w:qFormat/>
     <w:rsid w:val="00FC693F"/>
@@ -4953,9 +3141,9 @@
       <w:color w:val="808080" w:themeColor="text1" w:themeTint="7F"/>
     </w:rPr>
   </w:style>
-  <w:style w:type="character" w:styleId="afb">
+  <w:style w:type="character" w:styleId="IntenseEmphasis">
     <w:name w:val="Intense Emphasis"/>
-    <w:basedOn w:val="a2"/>
+    <w:basedOn w:val="DefaultParagraphFont"/>
     <w:uiPriority w:val="21"/>
     <w:qFormat/>
     <w:rsid w:val="00FC693F"/>
@@ -4967,9 +3155,9 @@
       <w:color w:val="4F81BD" w:themeColor="accent1"/>
     </w:rPr>
   </w:style>
-  <w:style w:type="character" w:styleId="afc">
+  <w:style w:type="character" w:styleId="SubtleReference">
     <w:name w:val="Subtle Reference"/>
-    <w:basedOn w:val="a2"/>
+    <w:basedOn w:val="DefaultParagraphFont"/>
     <w:uiPriority w:val="31"/>
     <w:qFormat/>
     <w:rsid w:val="00FC693F"/>
@@ -4979,9 +3167,9 @@
       <w:u w:val="single"/>
     </w:rPr>
   </w:style>
-  <w:style w:type="character" w:styleId="afd">
+  <w:style w:type="character" w:styleId="IntenseReference">
     <w:name w:val="Intense Reference"/>
-    <w:basedOn w:val="a2"/>
+    <w:basedOn w:val="DefaultParagraphFont"/>
     <w:uiPriority w:val="32"/>
     <w:qFormat/>
     <w:rsid w:val="00FC693F"/>
@@ -4994,9 +3182,9 @@
       <w:u w:val="single"/>
     </w:rPr>
   </w:style>
-  <w:style w:type="character" w:styleId="afe">
+  <w:style w:type="character" w:styleId="BookTitle">
     <w:name w:val="Book Title"/>
-    <w:basedOn w:val="a2"/>
+    <w:basedOn w:val="DefaultParagraphFont"/>
     <w:uiPriority w:val="33"/>
     <w:qFormat/>
     <w:rsid w:val="00FC693F"/>
@@ -5007,10 +3195,10 @@
       <w:spacing w:val="5"/>
     </w:rPr>
   </w:style>
-  <w:style w:type="paragraph" w:styleId="aff">
+  <w:style w:type="paragraph" w:styleId="TOCHeading">
     <w:name w:val="TOC Heading"/>
-    <w:basedOn w:val="1"/>
-    <w:next w:val="a1"/>
+    <w:basedOn w:val="Heading1"/>
+    <w:next w:val="Normal"/>
     <w:uiPriority w:val="39"/>
     <w:semiHidden/>
     <w:unhideWhenUsed/>
@@ -5020,9 +3208,9 @@
       <w:outlineLvl w:val="9"/>
     </w:pPr>
   </w:style>
-  <w:style w:type="table" w:styleId="aff0">
+  <w:style w:type="table" w:styleId="TableGrid">
     <w:name w:val="Table Grid"/>
-    <w:basedOn w:val="a3"/>
+    <w:basedOn w:val="TableNormal"/>
     <w:uiPriority w:val="59"/>
     <w:rsid w:val="00FC693F"/>
     <w:pPr>
@@ -5039,9 +3227,9 @@
       </w:tblBorders>
     </w:tblPr>
   </w:style>
-  <w:style w:type="table" w:styleId="aff1">
+  <w:style w:type="table" w:styleId="LightShading">
     <w:name w:val="Light Shading"/>
-    <w:basedOn w:val="a3"/>
+    <w:basedOn w:val="TableNormal"/>
     <w:uiPriority w:val="60"/>
     <w:rsid w:val="00FC693F"/>
     <w:pPr>
@@ -5135,9 +3323,9 @@
       </w:tcPr>
     </w:tblStylePr>
   </w:style>
-  <w:style w:type="table" w:styleId="-1">
+  <w:style w:type="table" w:styleId="LightShading-Accent1">
     <w:name w:val="Light Shading Accent 1"/>
-    <w:basedOn w:val="a3"/>
+    <w:basedOn w:val="TableNormal"/>
     <w:uiPriority w:val="60"/>
     <w:rsid w:val="00FC693F"/>
     <w:pPr>
@@ -5231,9 +3419,9 @@
       </w:tcPr>
     </w:tblStylePr>
   </w:style>
-  <w:style w:type="table" w:styleId="-2">
+  <w:style w:type="table" w:styleId="LightShading-Accent2">
     <w:name w:val="Light Shading Accent 2"/>
-    <w:basedOn w:val="a3"/>
+    <w:basedOn w:val="TableNormal"/>
     <w:uiPriority w:val="60"/>
     <w:rsid w:val="00FC693F"/>
     <w:pPr>
@@ -5327,9 +3515,9 @@
       </w:tcPr>
     </w:tblStylePr>
   </w:style>
-  <w:style w:type="table" w:styleId="-3">
+  <w:style w:type="table" w:styleId="LightShading-Accent3">
     <w:name w:val="Light Shading Accent 3"/>
-    <w:basedOn w:val="a3"/>
+    <w:basedOn w:val="TableNormal"/>
     <w:uiPriority w:val="60"/>
     <w:rsid w:val="00FC693F"/>
     <w:pPr>
@@ -5423,9 +3611,9 @@
       </w:tcPr>
     </w:tblStylePr>
   </w:style>
-  <w:style w:type="table" w:styleId="-4">
+  <w:style w:type="table" w:styleId="LightShading-Accent4">
     <w:name w:val="Light Shading Accent 4"/>
-    <w:basedOn w:val="a3"/>
+    <w:basedOn w:val="TableNormal"/>
     <w:uiPriority w:val="60"/>
     <w:rsid w:val="00FC693F"/>
     <w:pPr>
@@ -5519,9 +3707,9 @@
       </w:tcPr>
     </w:tblStylePr>
   </w:style>
-  <w:style w:type="table" w:styleId="-5">
+  <w:style w:type="table" w:styleId="LightShading-Accent5">
     <w:name w:val="Light Shading Accent 5"/>
-    <w:basedOn w:val="a3"/>
+    <w:basedOn w:val="TableNormal"/>
     <w:uiPriority w:val="60"/>
     <w:rsid w:val="00FC693F"/>
     <w:pPr>
@@ -5615,9 +3803,9 @@
       </w:tcPr>
     </w:tblStylePr>
   </w:style>
-  <w:style w:type="table" w:styleId="-6">
+  <w:style w:type="table" w:styleId="LightShading-Accent6">
     <w:name w:val="Light Shading Accent 6"/>
-    <w:basedOn w:val="a3"/>
+    <w:basedOn w:val="TableNormal"/>
     <w:uiPriority w:val="60"/>
     <w:rsid w:val="00FC693F"/>
     <w:pPr>
@@ -5711,9 +3899,9 @@
       </w:tcPr>
     </w:tblStylePr>
   </w:style>
-  <w:style w:type="table" w:styleId="aff2">
+  <w:style w:type="table" w:styleId="LightList">
     <w:name w:val="Light List"/>
-    <w:basedOn w:val="a3"/>
+    <w:basedOn w:val="TableNormal"/>
     <w:uiPriority w:val="61"/>
     <w:rsid w:val="00FC693F"/>
     <w:pPr>
@@ -5796,9 +3984,9 @@
       </w:tcPr>
     </w:tblStylePr>
   </w:style>
-  <w:style w:type="table" w:styleId="-10">
+  <w:style w:type="table" w:styleId="LightList-Accent1">
     <w:name w:val="Light List Accent 1"/>
-    <w:basedOn w:val="a3"/>
+    <w:basedOn w:val="TableNormal"/>
     <w:uiPriority w:val="61"/>
     <w:rsid w:val="00FC693F"/>
     <w:pPr>
@@ -5881,9 +4069,9 @@
       </w:tcPr>
     </w:tblStylePr>
   </w:style>
-  <w:style w:type="table" w:styleId="-20">
+  <w:style w:type="table" w:styleId="LightList-Accent2">
     <w:name w:val="Light List Accent 2"/>
-    <w:basedOn w:val="a3"/>
+    <w:basedOn w:val="TableNormal"/>
     <w:uiPriority w:val="61"/>
     <w:rsid w:val="00CB0664"/>
     <w:pPr>
@@ -5966,9 +4154,9 @@
       </w:tcPr>
     </w:tblStylePr>
   </w:style>
-  <w:style w:type="table" w:styleId="-30">
+  <w:style w:type="table" w:styleId="LightList-Accent3">
     <w:name w:val="Light List Accent 3"/>
-    <w:basedOn w:val="a3"/>
+    <w:basedOn w:val="TableNormal"/>
     <w:uiPriority w:val="61"/>
     <w:rsid w:val="00CB0664"/>
     <w:pPr>
@@ -6051,9 +4239,9 @@
       </w:tcPr>
     </w:tblStylePr>
   </w:style>
-  <w:style w:type="table" w:styleId="-40">
+  <w:style w:type="table" w:styleId="LightList-Accent4">
     <w:name w:val="Light List Accent 4"/>
-    <w:basedOn w:val="a3"/>
+    <w:basedOn w:val="TableNormal"/>
     <w:uiPriority w:val="61"/>
     <w:rsid w:val="00CB0664"/>
     <w:pPr>
@@ -6136,9 +4324,9 @@
       </w:tcPr>
     </w:tblStylePr>
   </w:style>
-  <w:style w:type="table" w:styleId="-50">
+  <w:style w:type="table" w:styleId="LightList-Accent5">
     <w:name w:val="Light List Accent 5"/>
-    <w:basedOn w:val="a3"/>
+    <w:basedOn w:val="TableNormal"/>
     <w:uiPriority w:val="61"/>
     <w:rsid w:val="00CB0664"/>
     <w:pPr>
@@ -6221,9 +4409,9 @@
       </w:tcPr>
     </w:tblStylePr>
   </w:style>
-  <w:style w:type="table" w:styleId="-60">
+  <w:style w:type="table" w:styleId="LightList-Accent6">
     <w:name w:val="Light List Accent 6"/>
-    <w:basedOn w:val="a3"/>
+    <w:basedOn w:val="TableNormal"/>
     <w:uiPriority w:val="61"/>
     <w:rsid w:val="00CB0664"/>
     <w:pPr>
@@ -6306,9 +4494,9 @@
       </w:tcPr>
     </w:tblStylePr>
   </w:style>
-  <w:style w:type="table" w:styleId="aff3">
+  <w:style w:type="table" w:styleId="LightGrid">
     <w:name w:val="Light Grid"/>
-    <w:basedOn w:val="a3"/>
+    <w:basedOn w:val="TableNormal"/>
     <w:uiPriority w:val="62"/>
     <w:rsid w:val="00CB0664"/>
     <w:pPr>
@@ -6429,9 +4617,9 @@
       </w:tcPr>
     </w:tblStylePr>
   </w:style>
-  <w:style w:type="table" w:styleId="-11">
+  <w:style w:type="table" w:styleId="LightGrid-Accent1">
     <w:name w:val="Light Grid Accent 1"/>
-    <w:basedOn w:val="a3"/>
+    <w:basedOn w:val="TableNormal"/>
     <w:uiPriority w:val="62"/>
     <w:rsid w:val="00CB0664"/>
     <w:pPr>
@@ -6552,9 +4740,9 @@
       </w:tcPr>
     </w:tblStylePr>
   </w:style>
-  <w:style w:type="table" w:styleId="-21">
+  <w:style w:type="table" w:styleId="LightGrid-Accent2">
     <w:name w:val="Light Grid Accent 2"/>
-    <w:basedOn w:val="a3"/>
+    <w:basedOn w:val="TableNormal"/>
     <w:uiPriority w:val="62"/>
     <w:rsid w:val="00CB0664"/>
     <w:pPr>
@@ -6675,9 +4863,9 @@
       </w:tcPr>
     </w:tblStylePr>
   </w:style>
-  <w:style w:type="table" w:styleId="-31">
+  <w:style w:type="table" w:styleId="LightGrid-Accent3">
     <w:name w:val="Light Grid Accent 3"/>
-    <w:basedOn w:val="a3"/>
+    <w:basedOn w:val="TableNormal"/>
     <w:uiPriority w:val="62"/>
     <w:rsid w:val="00CB0664"/>
     <w:pPr>
@@ -6798,9 +4986,9 @@
       </w:tcPr>
     </w:tblStylePr>
   </w:style>
-  <w:style w:type="table" w:styleId="-41">
+  <w:style w:type="table" w:styleId="LightGrid-Accent4">
     <w:name w:val="Light Grid Accent 4"/>
-    <w:basedOn w:val="a3"/>
+    <w:basedOn w:val="TableNormal"/>
     <w:uiPriority w:val="62"/>
     <w:rsid w:val="00CB0664"/>
     <w:pPr>
@@ -6921,9 +5109,9 @@
       </w:tcPr>
     </w:tblStylePr>
   </w:style>
-  <w:style w:type="table" w:styleId="-51">
+  <w:style w:type="table" w:styleId="LightGrid-Accent5">
     <w:name w:val="Light Grid Accent 5"/>
-    <w:basedOn w:val="a3"/>
+    <w:basedOn w:val="TableNormal"/>
     <w:uiPriority w:val="62"/>
     <w:rsid w:val="00CB0664"/>
     <w:pPr>
@@ -7044,9 +5232,9 @@
       </w:tcPr>
     </w:tblStylePr>
   </w:style>
-  <w:style w:type="table" w:styleId="-61">
+  <w:style w:type="table" w:styleId="LightGrid-Accent6">
     <w:name w:val="Light Grid Accent 6"/>
-    <w:basedOn w:val="a3"/>
+    <w:basedOn w:val="TableNormal"/>
     <w:uiPriority w:val="62"/>
     <w:rsid w:val="00CB0664"/>
     <w:pPr>
@@ -7167,9 +5355,9 @@
       </w:tcPr>
     </w:tblStylePr>
   </w:style>
-  <w:style w:type="table" w:styleId="11">
+  <w:style w:type="table" w:styleId="MediumShading1">
     <w:name w:val="Medium Shading 1"/>
-    <w:basedOn w:val="a3"/>
+    <w:basedOn w:val="TableNormal"/>
     <w:uiPriority w:val="63"/>
     <w:rsid w:val="00CB0664"/>
     <w:pPr>
@@ -7266,9 +5454,9 @@
       </w:tcPr>
     </w:tblStylePr>
   </w:style>
-  <w:style w:type="table" w:styleId="1-1">
+  <w:style w:type="table" w:styleId="MediumShading1-Accent1">
     <w:name w:val="Medium Shading 1 Accent 1"/>
-    <w:basedOn w:val="a3"/>
+    <w:basedOn w:val="TableNormal"/>
     <w:uiPriority w:val="63"/>
     <w:rsid w:val="00CB0664"/>
     <w:pPr>
@@ -7365,9 +5553,9 @@
       </w:tcPr>
     </w:tblStylePr>
   </w:style>
-  <w:style w:type="table" w:styleId="1-2">
+  <w:style w:type="table" w:styleId="MediumShading1-Accent2">
     <w:name w:val="Medium Shading 1 Accent 2"/>
-    <w:basedOn w:val="a3"/>
+    <w:basedOn w:val="TableNormal"/>
     <w:uiPriority w:val="63"/>
     <w:rsid w:val="00CB0664"/>
     <w:pPr>
@@ -7464,9 +5652,9 @@
       </w:tcPr>
     </w:tblStylePr>
   </w:style>
-  <w:style w:type="table" w:styleId="1-3">
+  <w:style w:type="table" w:styleId="MediumShading1-Accent3">
     <w:name w:val="Medium Shading 1 Accent 3"/>
-    <w:basedOn w:val="a3"/>
+    <w:basedOn w:val="TableNormal"/>
     <w:uiPriority w:val="63"/>
     <w:rsid w:val="00CB0664"/>
     <w:pPr>
@@ -7563,9 +5751,9 @@
       </w:tcPr>
     </w:tblStylePr>
   </w:style>
-  <w:style w:type="table" w:styleId="1-4">
+  <w:style w:type="table" w:styleId="MediumShading1-Accent4">
     <w:name w:val="Medium Shading 1 Accent 4"/>
-    <w:basedOn w:val="a3"/>
+    <w:basedOn w:val="TableNormal"/>
     <w:uiPriority w:val="63"/>
     <w:rsid w:val="00CB0664"/>
     <w:pPr>
@@ -7662,9 +5850,9 @@
       </w:tcPr>
     </w:tblStylePr>
   </w:style>
-  <w:style w:type="table" w:styleId="1-5">
+  <w:style w:type="table" w:styleId="MediumShading1-Accent5">
     <w:name w:val="Medium Shading 1 Accent 5"/>
-    <w:basedOn w:val="a3"/>
+    <w:basedOn w:val="TableNormal"/>
     <w:uiPriority w:val="63"/>
     <w:rsid w:val="00CB0664"/>
     <w:pPr>
@@ -7761,9 +5949,9 @@
       </w:tcPr>
     </w:tblStylePr>
   </w:style>
-  <w:style w:type="table" w:styleId="1-6">
+  <w:style w:type="table" w:styleId="MediumShading1-Accent6">
     <w:name w:val="Medium Shading 1 Accent 6"/>
-    <w:basedOn w:val="a3"/>
+    <w:basedOn w:val="TableNormal"/>
     <w:uiPriority w:val="63"/>
     <w:rsid w:val="00CB0664"/>
     <w:pPr>
@@ -7860,9 +6048,9 @@
       </w:tcPr>
     </w:tblStylePr>
   </w:style>
-  <w:style w:type="table" w:styleId="29">
+  <w:style w:type="table" w:styleId="MediumShading2">
     <w:name w:val="Medium Shading 2"/>
-    <w:basedOn w:val="a3"/>
+    <w:basedOn w:val="TableNormal"/>
     <w:uiPriority w:val="64"/>
     <w:rsid w:val="00CB0664"/>
     <w:pPr>
@@ -8002,9 +6190,9 @@
       </w:tcPr>
     </w:tblStylePr>
   </w:style>
-  <w:style w:type="table" w:styleId="2-1">
+  <w:style w:type="table" w:styleId="MediumShading2-Accent1">
     <w:name w:val="Medium Shading 2 Accent 1"/>
-    <w:basedOn w:val="a3"/>
+    <w:basedOn w:val="TableNormal"/>
     <w:uiPriority w:val="64"/>
     <w:rsid w:val="00CB0664"/>
     <w:pPr>
@@ -8144,9 +6332,9 @@
       </w:tcPr>
     </w:tblStylePr>
   </w:style>
-  <w:style w:type="table" w:styleId="2-2">
+  <w:style w:type="table" w:styleId="MediumShading2-Accent2">
     <w:name w:val="Medium Shading 2 Accent 2"/>
-    <w:basedOn w:val="a3"/>
+    <w:basedOn w:val="TableNormal"/>
     <w:uiPriority w:val="64"/>
     <w:rsid w:val="00CB0664"/>
     <w:pPr>
@@ -8286,9 +6474,9 @@
       </w:tcPr>
     </w:tblStylePr>
   </w:style>
-  <w:style w:type="table" w:styleId="2-3">
+  <w:style w:type="table" w:styleId="MediumShading2-Accent3">
     <w:name w:val="Medium Shading 2 Accent 3"/>
-    <w:basedOn w:val="a3"/>
+    <w:basedOn w:val="TableNormal"/>
     <w:uiPriority w:val="64"/>
     <w:rsid w:val="00CB0664"/>
     <w:pPr>
@@ -8428,9 +6616,9 @@
       </w:tcPr>
     </w:tblStylePr>
   </w:style>
-  <w:style w:type="table" w:styleId="2-4">
+  <w:style w:type="table" w:styleId="MediumShading2-Accent4">
     <w:name w:val="Medium Shading 2 Accent 4"/>
-    <w:basedOn w:val="a3"/>
+    <w:basedOn w:val="TableNormal"/>
     <w:uiPriority w:val="64"/>
     <w:rsid w:val="00CB0664"/>
     <w:pPr>
@@ -8570,9 +6758,9 @@
       </w:tcPr>
     </w:tblStylePr>
   </w:style>
-  <w:style w:type="table" w:styleId="2-5">
+  <w:style w:type="table" w:styleId="MediumShading2-Accent5">
     <w:name w:val="Medium Shading 2 Accent 5"/>
-    <w:basedOn w:val="a3"/>
+    <w:basedOn w:val="TableNormal"/>
     <w:uiPriority w:val="64"/>
     <w:rsid w:val="00CB0664"/>
     <w:pPr>
@@ -8712,9 +6900,9 @@
       </w:tcPr>
     </w:tblStylePr>
   </w:style>
-  <w:style w:type="table" w:styleId="2-6">
+  <w:style w:type="table" w:styleId="MediumShading2-Accent6">
     <w:name w:val="Medium Shading 2 Accent 6"/>
-    <w:basedOn w:val="a3"/>
+    <w:basedOn w:val="TableNormal"/>
     <w:uiPriority w:val="64"/>
     <w:rsid w:val="00CB0664"/>
     <w:pPr>
@@ -8854,9 +7042,9 @@
       </w:tcPr>
     </w:tblStylePr>
   </w:style>
-  <w:style w:type="table" w:styleId="12">
+  <w:style w:type="table" w:styleId="MediumList1">
     <w:name w:val="Medium List 1"/>
-    <w:basedOn w:val="a3"/>
+    <w:basedOn w:val="TableNormal"/>
     <w:uiPriority w:val="65"/>
     <w:rsid w:val="00CB0664"/>
     <w:pPr>
@@ -8931,9 +7119,9 @@
       </w:tcPr>
     </w:tblStylePr>
   </w:style>
-  <w:style w:type="table" w:styleId="1-10">
+  <w:style w:type="table" w:styleId="MediumList1-Accent1">
     <w:name w:val="Medium List 1 Accent 1"/>
-    <w:basedOn w:val="a3"/>
+    <w:basedOn w:val="TableNormal"/>
     <w:uiPriority w:val="65"/>
     <w:rsid w:val="00CB0664"/>
     <w:pPr>
@@ -9008,9 +7196,9 @@
       </w:tcPr>
     </w:tblStylePr>
   </w:style>
-  <w:style w:type="table" w:styleId="1-20">
+  <w:style w:type="table" w:styleId="MediumList1-Accent2">
     <w:name w:val="Medium List 1 Accent 2"/>
-    <w:basedOn w:val="a3"/>
+    <w:basedOn w:val="TableNormal"/>
     <w:uiPriority w:val="65"/>
     <w:rsid w:val="00CB0664"/>
     <w:pPr>
@@ -9085,9 +7273,9 @@
       </w:tcPr>
     </w:tblStylePr>
   </w:style>
-  <w:style w:type="table" w:styleId="1-30">
+  <w:style w:type="table" w:styleId="MediumList1-Accent3">
     <w:name w:val="Medium List 1 Accent 3"/>
-    <w:basedOn w:val="a3"/>
+    <w:basedOn w:val="TableNormal"/>
     <w:uiPriority w:val="65"/>
     <w:rsid w:val="00CB0664"/>
     <w:pPr>
@@ -9162,9 +7350,9 @@
       </w:tcPr>
     </w:tblStylePr>
   </w:style>
-  <w:style w:type="table" w:styleId="1-40">
+  <w:style w:type="table" w:styleId="MediumList1-Accent4">
     <w:name w:val="Medium List 1 Accent 4"/>
-    <w:basedOn w:val="a3"/>
+    <w:basedOn w:val="TableNormal"/>
     <w:uiPriority w:val="65"/>
     <w:rsid w:val="00CB0664"/>
     <w:pPr>
@@ -9239,9 +7427,9 @@
       </w:tcPr>
     </w:tblStylePr>
   </w:style>
-  <w:style w:type="table" w:styleId="1-50">
+  <w:style w:type="table" w:styleId="MediumList1-Accent5">
     <w:name w:val="Medium List 1 Accent 5"/>
-    <w:basedOn w:val="a3"/>
+    <w:basedOn w:val="TableNormal"/>
     <w:uiPriority w:val="65"/>
     <w:rsid w:val="00CB0664"/>
     <w:pPr>
@@ -9316,9 +7504,9 @@
       </w:tcPr>
     </w:tblStylePr>
   </w:style>
-  <w:style w:type="table" w:styleId="1-60">
+  <w:style w:type="table" w:styleId="MediumList1-Accent6">
     <w:name w:val="Medium List 1 Accent 6"/>
-    <w:basedOn w:val="a3"/>
+    <w:basedOn w:val="TableNormal"/>
     <w:uiPriority w:val="65"/>
     <w:rsid w:val="00CB0664"/>
     <w:pPr>
@@ -9393,9 +7581,9 @@
       </w:tcPr>
     </w:tblStylePr>
   </w:style>
-  <w:style w:type="table" w:styleId="2a">
+  <w:style w:type="table" w:styleId="MediumList2">
     <w:name w:val="Medium List 2"/>
-    <w:basedOn w:val="a3"/>
+    <w:basedOn w:val="TableNormal"/>
     <w:uiPriority w:val="66"/>
     <w:rsid w:val="00CB0664"/>
     <w:pPr>
@@ -9514,9 +7702,9 @@
       </w:tcPr>
     </w:tblStylePr>
   </w:style>
-  <w:style w:type="table" w:styleId="2-10">
+  <w:style w:type="table" w:styleId="MediumList2-Accent1">
     <w:name w:val="Medium List 2 Accent 1"/>
-    <w:basedOn w:val="a3"/>
+    <w:basedOn w:val="TableNormal"/>
     <w:uiPriority w:val="66"/>
     <w:rsid w:val="00CB0664"/>
     <w:pPr>
@@ -9635,9 +7823,9 @@
       </w:tcPr>
     </w:tblStylePr>
   </w:style>
-  <w:style w:type="table" w:styleId="2-20">
+  <w:style w:type="table" w:styleId="MediumList2-Accent2">
     <w:name w:val="Medium List 2 Accent 2"/>
-    <w:basedOn w:val="a3"/>
+    <w:basedOn w:val="TableNormal"/>
     <w:uiPriority w:val="66"/>
     <w:rsid w:val="00CB0664"/>
     <w:pPr>
@@ -9756,9 +7944,9 @@
       </w:tcPr>
     </w:tblStylePr>
   </w:style>
-  <w:style w:type="table" w:styleId="2-30">
+  <w:style w:type="table" w:styleId="MediumList2-Accent3">
     <w:name w:val="Medium List 2 Accent 3"/>
-    <w:basedOn w:val="a3"/>
+    <w:basedOn w:val="TableNormal"/>
     <w:uiPriority w:val="66"/>
     <w:rsid w:val="00CB0664"/>
     <w:pPr>
@@ -9877,9 +8065,9 @@
       </w:tcPr>
     </w:tblStylePr>
   </w:style>
-  <w:style w:type="table" w:styleId="2-40">
+  <w:style w:type="table" w:styleId="MediumList2-Accent4">
     <w:name w:val="Medium List 2 Accent 4"/>
-    <w:basedOn w:val="a3"/>
+    <w:basedOn w:val="TableNormal"/>
     <w:uiPriority w:val="66"/>
     <w:rsid w:val="00CB0664"/>
     <w:pPr>
@@ -9998,9 +8186,9 @@
       </w:tcPr>
     </w:tblStylePr>
   </w:style>
-  <w:style w:type="table" w:styleId="2-50">
+  <w:style w:type="table" w:styleId="MediumList2-Accent5">
     <w:name w:val="Medium List 2 Accent 5"/>
-    <w:basedOn w:val="a3"/>
+    <w:basedOn w:val="TableNormal"/>
     <w:uiPriority w:val="66"/>
     <w:rsid w:val="00CB0664"/>
     <w:pPr>
@@ -10119,9 +8307,9 @@
       </w:tcPr>
     </w:tblStylePr>
   </w:style>
-  <w:style w:type="table" w:styleId="2-60">
+  <w:style w:type="table" w:styleId="MediumList2-Accent6">
     <w:name w:val="Medium List 2 Accent 6"/>
-    <w:basedOn w:val="a3"/>
+    <w:basedOn w:val="TableNormal"/>
     <w:uiPriority w:val="66"/>
     <w:rsid w:val="00CB0664"/>
     <w:pPr>
@@ -10240,9 +8428,9 @@
       </w:tcPr>
     </w:tblStylePr>
   </w:style>
-  <w:style w:type="table" w:styleId="13">
+  <w:style w:type="table" w:styleId="MediumGrid1">
     <w:name w:val="Medium Grid 1"/>
-    <w:basedOn w:val="a3"/>
+    <w:basedOn w:val="TableNormal"/>
     <w:uiPriority w:val="67"/>
     <w:rsid w:val="00CB0664"/>
     <w:pPr>
@@ -10306,9 +8494,9 @@
       </w:tcPr>
     </w:tblStylePr>
   </w:style>
-  <w:style w:type="table" w:styleId="1-11">
+  <w:style w:type="table" w:styleId="MediumGrid1-Accent1">
     <w:name w:val="Medium Grid 1 Accent 1"/>
-    <w:basedOn w:val="a3"/>
+    <w:basedOn w:val="TableNormal"/>
     <w:uiPriority w:val="67"/>
     <w:rsid w:val="00CB0664"/>
     <w:pPr>
@@ -10372,9 +8560,9 @@
       </w:tcPr>
     </w:tblStylePr>
   </w:style>
-  <w:style w:type="table" w:styleId="1-21">
+  <w:style w:type="table" w:styleId="MediumGrid1-Accent2">
     <w:name w:val="Medium Grid 1 Accent 2"/>
-    <w:basedOn w:val="a3"/>
+    <w:basedOn w:val="TableNormal"/>
     <w:uiPriority w:val="67"/>
     <w:rsid w:val="00CB0664"/>
     <w:pPr>
@@ -10438,9 +8626,9 @@
       </w:tcPr>
     </w:tblStylePr>
   </w:style>
-  <w:style w:type="table" w:styleId="1-31">
+  <w:style w:type="table" w:styleId="MediumGrid1-Accent3">
     <w:name w:val="Medium Grid 1 Accent 3"/>
-    <w:basedOn w:val="a3"/>
+    <w:basedOn w:val="TableNormal"/>
     <w:uiPriority w:val="67"/>
     <w:rsid w:val="00CB0664"/>
     <w:pPr>
@@ -10504,9 +8692,9 @@
       </w:tcPr>
     </w:tblStylePr>
   </w:style>
-  <w:style w:type="table" w:styleId="1-41">
+  <w:style w:type="table" w:styleId="MediumGrid1-Accent4">
     <w:name w:val="Medium Grid 1 Accent 4"/>
-    <w:basedOn w:val="a3"/>
+    <w:basedOn w:val="TableNormal"/>
     <w:uiPriority w:val="67"/>
     <w:rsid w:val="00CB0664"/>
     <w:pPr>
@@ -10570,9 +8758,9 @@
       </w:tcPr>
     </w:tblStylePr>
   </w:style>
-  <w:style w:type="table" w:styleId="1-51">
+  <w:style w:type="table" w:styleId="MediumGrid1-Accent5">
     <w:name w:val="Medium Grid 1 Accent 5"/>
-    <w:basedOn w:val="a3"/>
+    <w:basedOn w:val="TableNormal"/>
     <w:uiPriority w:val="67"/>
     <w:rsid w:val="00CB0664"/>
     <w:pPr>
@@ -10636,9 +8824,9 @@
       </w:tcPr>
     </w:tblStylePr>
   </w:style>
-  <w:style w:type="table" w:styleId="1-61">
+  <w:style w:type="table" w:styleId="MediumGrid1-Accent6">
     <w:name w:val="Medium Grid 1 Accent 6"/>
-    <w:basedOn w:val="a3"/>
+    <w:basedOn w:val="TableNormal"/>
     <w:uiPriority w:val="67"/>
     <w:rsid w:val="00CB0664"/>
     <w:pPr>
@@ -10702,9 +8890,9 @@
       </w:tcPr>
     </w:tblStylePr>
   </w:style>
-  <w:style w:type="table" w:styleId="2b">
+  <w:style w:type="table" w:styleId="MediumGrid2">
     <w:name w:val="Medium Grid 2"/>
-    <w:basedOn w:val="a3"/>
+    <w:basedOn w:val="TableNormal"/>
     <w:uiPriority w:val="68"/>
     <w:rsid w:val="00CB0664"/>
     <w:pPr>
@@ -10820,9 +9008,9 @@
       </w:tcPr>
     </w:tblStylePr>
   </w:style>
-  <w:style w:type="table" w:styleId="2-11">
+  <w:style w:type="table" w:styleId="MediumGrid2-Accent1">
     <w:name w:val="Medium Grid 2 Accent 1"/>
-    <w:basedOn w:val="a3"/>
+    <w:basedOn w:val="TableNormal"/>
     <w:uiPriority w:val="68"/>
     <w:rsid w:val="00CB0664"/>
     <w:pPr>
@@ -10938,9 +9126,9 @@
       </w:tcPr>
     </w:tblStylePr>
   </w:style>
-  <w:style w:type="table" w:styleId="2-21">
+  <w:style w:type="table" w:styleId="MediumGrid2-Accent2">
     <w:name w:val="Medium Grid 2 Accent 2"/>
-    <w:basedOn w:val="a3"/>
+    <w:basedOn w:val="TableNormal"/>
     <w:uiPriority w:val="68"/>
     <w:rsid w:val="00CB0664"/>
     <w:pPr>
@@ -11056,9 +9244,9 @@
       </w:tcPr>
     </w:tblStylePr>
   </w:style>
-  <w:style w:type="table" w:styleId="2-31">
+  <w:style w:type="table" w:styleId="MediumGrid2-Accent3">
     <w:name w:val="Medium Grid 2 Accent 3"/>
-    <w:basedOn w:val="a3"/>
+    <w:basedOn w:val="TableNormal"/>
     <w:uiPriority w:val="68"/>
     <w:rsid w:val="00CB0664"/>
     <w:pPr>
@@ -11174,9 +9362,9 @@
       </w:tcPr>
     </w:tblStylePr>
   </w:style>
-  <w:style w:type="table" w:styleId="2-41">
+  <w:style w:type="table" w:styleId="MediumGrid2-Accent4">
     <w:name w:val="Medium Grid 2 Accent 4"/>
-    <w:basedOn w:val="a3"/>
+    <w:basedOn w:val="TableNormal"/>
     <w:uiPriority w:val="68"/>
     <w:rsid w:val="00CB0664"/>
     <w:pPr>
@@ -11292,9 +9480,9 @@
       </w:tcPr>
     </w:tblStylePr>
   </w:style>
-  <w:style w:type="table" w:styleId="2-51">
+  <w:style w:type="table" w:styleId="MediumGrid2-Accent5">
     <w:name w:val="Medium Grid 2 Accent 5"/>
-    <w:basedOn w:val="a3"/>
+    <w:basedOn w:val="TableNormal"/>
     <w:uiPriority w:val="68"/>
     <w:rsid w:val="00CB0664"/>
     <w:pPr>
@@ -11410,9 +9598,9 @@
       </w:tcPr>
     </w:tblStylePr>
   </w:style>
-  <w:style w:type="table" w:styleId="2-61">
+  <w:style w:type="table" w:styleId="MediumGrid2-Accent6">
     <w:name w:val="Medium Grid 2 Accent 6"/>
-    <w:basedOn w:val="a3"/>
+    <w:basedOn w:val="TableNormal"/>
     <w:uiPriority w:val="68"/>
     <w:rsid w:val="00CB0664"/>
     <w:pPr>
@@ -11528,9 +9716,9 @@
       </w:tcPr>
     </w:tblStylePr>
   </w:style>
-  <w:style w:type="table" w:styleId="37">
+  <w:style w:type="table" w:styleId="MediumGrid3">
     <w:name w:val="Medium Grid 3"/>
-    <w:basedOn w:val="a3"/>
+    <w:basedOn w:val="TableNormal"/>
     <w:uiPriority w:val="69"/>
     <w:rsid w:val="00CB0664"/>
     <w:pPr>
@@ -11662,9 +9850,9 @@
       </w:tcPr>
     </w:tblStylePr>
   </w:style>
-  <w:style w:type="table" w:styleId="3-1">
+  <w:style w:type="table" w:styleId="MediumGrid3-Accent1">
     <w:name w:val="Medium Grid 3 Accent 1"/>
-    <w:basedOn w:val="a3"/>
+    <w:basedOn w:val="TableNormal"/>
     <w:uiPriority w:val="69"/>
     <w:rsid w:val="00CB0664"/>
     <w:pPr>
@@ -11796,9 +9984,9 @@
       </w:tcPr>
     </w:tblStylePr>
   </w:style>
-  <w:style w:type="table" w:styleId="3-2">
+  <w:style w:type="table" w:styleId="MediumGrid3-Accent2">
     <w:name w:val="Medium Grid 3 Accent 2"/>
-    <w:basedOn w:val="a3"/>
+    <w:basedOn w:val="TableNormal"/>
     <w:uiPriority w:val="69"/>
     <w:rsid w:val="00CB0664"/>
     <w:pPr>
@@ -11930,9 +10118,9 @@
       </w:tcPr>
     </w:tblStylePr>
   </w:style>
-  <w:style w:type="table" w:styleId="3-3">
+  <w:style w:type="table" w:styleId="MediumGrid3-Accent3">
     <w:name w:val="Medium Grid 3 Accent 3"/>
-    <w:basedOn w:val="a3"/>
+    <w:basedOn w:val="TableNormal"/>
     <w:uiPriority w:val="69"/>
     <w:rsid w:val="00CB0664"/>
     <w:pPr>
@@ -12064,9 +10252,9 @@
       </w:tcPr>
     </w:tblStylePr>
   </w:style>
-  <w:style w:type="table" w:styleId="3-4">
+  <w:style w:type="table" w:styleId="MediumGrid3-Accent4">
     <w:name w:val="Medium Grid 3 Accent 4"/>
-    <w:basedOn w:val="a3"/>
+    <w:basedOn w:val="TableNormal"/>
     <w:uiPriority w:val="69"/>
     <w:rsid w:val="00CB0664"/>
     <w:pPr>
@@ -12198,9 +10386,9 @@
       </w:tcPr>
     </w:tblStylePr>
   </w:style>
-  <w:style w:type="table" w:styleId="3-5">
+  <w:style w:type="table" w:styleId="MediumGrid3-Accent5">
     <w:name w:val="Medium Grid 3 Accent 5"/>
-    <w:basedOn w:val="a3"/>
+    <w:basedOn w:val="TableNormal"/>
     <w:uiPriority w:val="69"/>
     <w:rsid w:val="00CB0664"/>
     <w:pPr>
@@ -12332,9 +10520,9 @@
       </w:tcPr>
     </w:tblStylePr>
   </w:style>
-  <w:style w:type="table" w:styleId="3-6">
+  <w:style w:type="table" w:styleId="MediumGrid3-Accent6">
     <w:name w:val="Medium Grid 3 Accent 6"/>
-    <w:basedOn w:val="a3"/>
+    <w:basedOn w:val="TableNormal"/>
     <w:uiPriority w:val="69"/>
     <w:rsid w:val="00CB0664"/>
     <w:pPr>
@@ -12466,9 +10654,9 @@
       </w:tcPr>
     </w:tblStylePr>
   </w:style>
-  <w:style w:type="table" w:styleId="aff4">
+  <w:style w:type="table" w:styleId="DarkList">
     <w:name w:val="Dark List"/>
-    <w:basedOn w:val="a3"/>
+    <w:basedOn w:val="TableNormal"/>
     <w:uiPriority w:val="70"/>
     <w:rsid w:val="00CB0664"/>
     <w:pPr>
@@ -12573,9 +10761,9 @@
       </w:tcPr>
     </w:tblStylePr>
   </w:style>
-  <w:style w:type="table" w:styleId="-12">
+  <w:style w:type="table" w:styleId="DarkList-Accent1">
     <w:name w:val="Dark List Accent 1"/>
-    <w:basedOn w:val="a3"/>
+    <w:basedOn w:val="TableNormal"/>
     <w:uiPriority w:val="70"/>
     <w:rsid w:val="00CB0664"/>
     <w:pPr>
@@ -12680,9 +10868,9 @@
       </w:tcPr>
     </w:tblStylePr>
   </w:style>
-  <w:style w:type="table" w:styleId="-22">
+  <w:style w:type="table" w:styleId="DarkList-Accent2">
     <w:name w:val="Dark List Accent 2"/>
-    <w:basedOn w:val="a3"/>
+    <w:basedOn w:val="TableNormal"/>
     <w:uiPriority w:val="70"/>
     <w:rsid w:val="00CB0664"/>
     <w:pPr>
@@ -12787,9 +10975,9 @@
       </w:tcPr>
     </w:tblStylePr>
   </w:style>
-  <w:style w:type="table" w:styleId="-32">
+  <w:style w:type="table" w:styleId="DarkList-Accent3">
     <w:name w:val="Dark List Accent 3"/>
-    <w:basedOn w:val="a3"/>
+    <w:basedOn w:val="TableNormal"/>
     <w:uiPriority w:val="70"/>
     <w:rsid w:val="00CB0664"/>
     <w:pPr>
@@ -12894,9 +11082,9 @@
       </w:tcPr>
     </w:tblStylePr>
   </w:style>
-  <w:style w:type="table" w:styleId="-42">
+  <w:style w:type="table" w:styleId="DarkList-Accent4">
     <w:name w:val="Dark List Accent 4"/>
-    <w:basedOn w:val="a3"/>
+    <w:basedOn w:val="TableNormal"/>
     <w:uiPriority w:val="70"/>
     <w:rsid w:val="00CB0664"/>
     <w:pPr>
@@ -13001,9 +11189,9 @@
       </w:tcPr>
     </w:tblStylePr>
   </w:style>
-  <w:style w:type="table" w:styleId="-52">
+  <w:style w:type="table" w:styleId="DarkList-Accent5">
     <w:name w:val="Dark List Accent 5"/>
-    <w:basedOn w:val="a3"/>
+    <w:basedOn w:val="TableNormal"/>
     <w:uiPriority w:val="70"/>
     <w:rsid w:val="00CB0664"/>
     <w:pPr>
@@ -13108,9 +11296,9 @@
       </w:tcPr>
     </w:tblStylePr>
   </w:style>
-  <w:style w:type="table" w:styleId="-62">
+  <w:style w:type="table" w:styleId="DarkList-Accent6">
     <w:name w:val="Dark List Accent 6"/>
-    <w:basedOn w:val="a3"/>
+    <w:basedOn w:val="TableNormal"/>
     <w:uiPriority w:val="70"/>
     <w:rsid w:val="00CB0664"/>
     <w:pPr>
@@ -13215,9 +11403,9 @@
       </w:tcPr>
     </w:tblStylePr>
   </w:style>
-  <w:style w:type="table" w:styleId="aff5">
+  <w:style w:type="table" w:styleId="ColorfulShading">
     <w:name w:val="Colorful Shading"/>
-    <w:basedOn w:val="a3"/>
+    <w:basedOn w:val="TableNormal"/>
     <w:uiPriority w:val="71"/>
     <w:rsid w:val="00CB0664"/>
     <w:pPr>
@@ -13330,9 +11518,9 @@
       </w:rPr>
     </w:tblStylePr>
   </w:style>
-  <w:style w:type="table" w:styleId="-13">
+  <w:style w:type="table" w:styleId="ColorfulShading-Accent1">
     <w:name w:val="Colorful Shading Accent 1"/>
-    <w:basedOn w:val="a3"/>
+    <w:basedOn w:val="TableNormal"/>
     <w:uiPriority w:val="71"/>
     <w:rsid w:val="00CB0664"/>
     <w:pPr>
@@ -13445,9 +11633,9 @@
       </w:rPr>
     </w:tblStylePr>
   </w:style>
-  <w:style w:type="table" w:styleId="-23">
+  <w:style w:type="table" w:styleId="ColorfulShading-Accent2">
     <w:name w:val="Colorful Shading Accent 2"/>
-    <w:basedOn w:val="a3"/>
+    <w:basedOn w:val="TableNormal"/>
     <w:uiPriority w:val="71"/>
     <w:rsid w:val="00CB0664"/>
     <w:pPr>
@@ -13560,9 +11748,9 @@
       </w:rPr>
     </w:tblStylePr>
   </w:style>
-  <w:style w:type="table" w:styleId="-33">
+  <w:style w:type="table" w:styleId="ColorfulShading-Accent3">
     <w:name w:val="Colorful Shading Accent 3"/>
-    <w:basedOn w:val="a3"/>
+    <w:basedOn w:val="TableNormal"/>
     <w:uiPriority w:val="71"/>
     <w:rsid w:val="00CB0664"/>
     <w:pPr>
@@ -13665,9 +11853,9 @@
       </w:tcPr>
     </w:tblStylePr>
   </w:style>
-  <w:style w:type="table" w:styleId="-43">
+  <w:style w:type="table" w:styleId="ColorfulShading-Accent4">
     <w:name w:val="Colorful Shading Accent 4"/>
-    <w:basedOn w:val="a3"/>
+    <w:basedOn w:val="TableNormal"/>
     <w:uiPriority w:val="71"/>
     <w:rsid w:val="00CB0664"/>
     <w:pPr>
@@ -13780,9 +11968,9 @@
       </w:rPr>
     </w:tblStylePr>
   </w:style>
-  <w:style w:type="table" w:styleId="-53">
+  <w:style w:type="table" w:styleId="ColorfulShading-Accent5">
     <w:name w:val="Colorful Shading Accent 5"/>
-    <w:basedOn w:val="a3"/>
+    <w:basedOn w:val="TableNormal"/>
     <w:uiPriority w:val="71"/>
     <w:rsid w:val="00CB0664"/>
     <w:pPr>
@@ -13895,9 +12083,9 @@
       </w:rPr>
     </w:tblStylePr>
   </w:style>
-  <w:style w:type="table" w:styleId="-63">
+  <w:style w:type="table" w:styleId="ColorfulShading-Accent6">
     <w:name w:val="Colorful Shading Accent 6"/>
-    <w:basedOn w:val="a3"/>
+    <w:basedOn w:val="TableNormal"/>
     <w:uiPriority w:val="71"/>
     <w:rsid w:val="00CB0664"/>
     <w:pPr>
@@ -14010,9 +12198,9 @@
       </w:rPr>
     </w:tblStylePr>
   </w:style>
-  <w:style w:type="table" w:styleId="aff6">
+  <w:style w:type="table" w:styleId="ColorfulList">
     <w:name w:val="Colorful List"/>
-    <w:basedOn w:val="a3"/>
+    <w:basedOn w:val="TableNormal"/>
     <w:uiPriority w:val="72"/>
     <w:rsid w:val="00CB0664"/>
     <w:pPr>
@@ -14089,9 +12277,9 @@
       </w:tcPr>
     </w:tblStylePr>
   </w:style>
-  <w:style w:type="table" w:styleId="-14">
+  <w:style w:type="table" w:styleId="ColorfulList-Accent1">
     <w:name w:val="Colorful List Accent 1"/>
-    <w:basedOn w:val="a3"/>
+    <w:basedOn w:val="TableNormal"/>
     <w:uiPriority w:val="72"/>
     <w:rsid w:val="00CB0664"/>
     <w:pPr>
@@ -14168,9 +12356,9 @@
       </w:tcPr>
     </w:tblStylePr>
   </w:style>
-  <w:style w:type="table" w:styleId="-24">
+  <w:style w:type="table" w:styleId="ColorfulList-Accent2">
     <w:name w:val="Colorful List Accent 2"/>
-    <w:basedOn w:val="a3"/>
+    <w:basedOn w:val="TableNormal"/>
     <w:uiPriority w:val="72"/>
     <w:rsid w:val="00CB0664"/>
     <w:pPr>
@@ -14247,9 +12435,9 @@
       </w:tcPr>
     </w:tblStylePr>
   </w:style>
-  <w:style w:type="table" w:styleId="-34">
+  <w:style w:type="table" w:styleId="ColorfulList-Accent3">
     <w:name w:val="Colorful List Accent 3"/>
-    <w:basedOn w:val="a3"/>
+    <w:basedOn w:val="TableNormal"/>
     <w:uiPriority w:val="72"/>
     <w:rsid w:val="00CB0664"/>
     <w:pPr>
@@ -14326,9 +12514,9 @@
       </w:tcPr>
     </w:tblStylePr>
   </w:style>
-  <w:style w:type="table" w:styleId="-44">
+  <w:style w:type="table" w:styleId="ColorfulList-Accent4">
     <w:name w:val="Colorful List Accent 4"/>
-    <w:basedOn w:val="a3"/>
+    <w:basedOn w:val="TableNormal"/>
     <w:uiPriority w:val="72"/>
     <w:rsid w:val="00CB0664"/>
     <w:pPr>
@@ -14405,9 +12593,9 @@
       </w:tcPr>
     </w:tblStylePr>
   </w:style>
-  <w:style w:type="table" w:styleId="-54">
+  <w:style w:type="table" w:styleId="ColorfulList-Accent5">
     <w:name w:val="Colorful List Accent 5"/>
-    <w:basedOn w:val="a3"/>
+    <w:basedOn w:val="TableNormal"/>
     <w:uiPriority w:val="72"/>
     <w:rsid w:val="00CB0664"/>
     <w:pPr>
@@ -14484,9 +12672,9 @@
       </w:tcPr>
     </w:tblStylePr>
   </w:style>
-  <w:style w:type="table" w:styleId="-64">
+  <w:style w:type="table" w:styleId="ColorfulList-Accent6">
     <w:name w:val="Colorful List Accent 6"/>
-    <w:basedOn w:val="a3"/>
+    <w:basedOn w:val="TableNormal"/>
     <w:uiPriority w:val="72"/>
     <w:rsid w:val="00CB0664"/>
     <w:pPr>
@@ -14563,9 +12751,9 @@
       </w:tcPr>
     </w:tblStylePr>
   </w:style>
-  <w:style w:type="table" w:styleId="aff7">
+  <w:style w:type="table" w:styleId="ColorfulGrid">
     <w:name w:val="Colorful Grid"/>
-    <w:basedOn w:val="a3"/>
+    <w:basedOn w:val="TableNormal"/>
     <w:uiPriority w:val="73"/>
     <w:rsid w:val="00CB0664"/>
     <w:pPr>
@@ -14636,9 +12824,9 @@
       </w:tcPr>
     </w:tblStylePr>
   </w:style>
-  <w:style w:type="table" w:styleId="-15">
+  <w:style w:type="table" w:styleId="ColorfulGrid-Accent1">
     <w:name w:val="Colorful Grid Accent 1"/>
-    <w:basedOn w:val="a3"/>
+    <w:basedOn w:val="TableNormal"/>
     <w:uiPriority w:val="73"/>
     <w:rsid w:val="00CB0664"/>
     <w:pPr>
@@ -14709,9 +12897,9 @@
       </w:tcPr>
     </w:tblStylePr>
   </w:style>
-  <w:style w:type="table" w:styleId="-25">
+  <w:style w:type="table" w:styleId="ColorfulGrid-Accent2">
     <w:name w:val="Colorful Grid Accent 2"/>
-    <w:basedOn w:val="a3"/>
+    <w:basedOn w:val="TableNormal"/>
     <w:uiPriority w:val="73"/>
     <w:rsid w:val="00CB0664"/>
     <w:pPr>
@@ -14782,9 +12970,9 @@
       </w:tcPr>
     </w:tblStylePr>
   </w:style>
-  <w:style w:type="table" w:styleId="-35">
+  <w:style w:type="table" w:styleId="ColorfulGrid-Accent3">
     <w:name w:val="Colorful Grid Accent 3"/>
-    <w:basedOn w:val="a3"/>
+    <w:basedOn w:val="TableNormal"/>
     <w:uiPriority w:val="73"/>
     <w:rsid w:val="00CB0664"/>
     <w:pPr>
@@ -14855,9 +13043,9 @@
       </w:tcPr>
     </w:tblStylePr>
   </w:style>
-  <w:style w:type="table" w:styleId="-45">
+  <w:style w:type="table" w:styleId="ColorfulGrid-Accent4">
     <w:name w:val="Colorful Grid Accent 4"/>
-    <w:basedOn w:val="a3"/>
+    <w:basedOn w:val="TableNormal"/>
     <w:uiPriority w:val="73"/>
     <w:rsid w:val="00CB0664"/>
     <w:pPr>
@@ -14928,9 +13116,9 @@
       </w:tcPr>
     </w:tblStylePr>
   </w:style>
-  <w:style w:type="table" w:styleId="-55">
+  <w:style w:type="table" w:styleId="ColorfulGrid-Accent5">
     <w:name w:val="Colorful Grid Accent 5"/>
-    <w:basedOn w:val="a3"/>
+    <w:basedOn w:val="TableNormal"/>
     <w:uiPriority w:val="73"/>
     <w:rsid w:val="00CB0664"/>
     <w:pPr>
@@ -15001,9 +13189,9 @@
       </w:tcPr>
     </w:tblStylePr>
   </w:style>
-  <w:style w:type="table" w:styleId="-65">
+  <w:style w:type="table" w:styleId="ColorfulGrid-Accent6">
     <w:name w:val="Colorful Grid Accent 6"/>
-    <w:basedOn w:val="a3"/>
+    <w:basedOn w:val="TableNormal"/>
     <w:uiPriority w:val="73"/>
     <w:rsid w:val="00CB0664"/>
     <w:pPr>
